--- a/docs/ops/export/管理者マニュアル_社員をスタッフ登録する.docx
+++ b/docs/ops/export/管理者マニュアル_社員をスタッフ登録する.docx
@@ -1977,6 +1977,270 @@
     </w:p>
     <w:p>
       <w:pPr>
+        <w:pBdr>
+          <w:left w:val="single" w:color="AAAAAA" w:sz="18" w:space="10"/>
+        </w:pBdr>
+        <w:shd w:fill="F5F5F5" w:val="clear"/>
+        <w:spacing w:after="40" w:before="120" w:line="280" w:lineRule="auto"/>
+        <w:ind w:left="260"/>
+        <w:jc w:val="both"/>
+      </w:pPr>
+      <w:r>
+        <w:rPr>
+          <w:rFonts w:ascii="MS Mincho" w:cs="MS Mincho" w:eastAsia="MS Mincho" w:hAnsi="MS Mincho"/>
+          <w:b w:val="false"/>
+          <w:bCs w:val="false"/>
+          <w:color w:val="000000"/>
+          <w:sz w:val="18"/>
+          <w:szCs w:val="18"/>
+        </w:rPr>
+        <w:t xml:space="preserve">⛔ </w:t>
+      </w:r>
+      <w:r>
+        <w:rPr>
+          <w:rFonts w:ascii="MS Mincho" w:cs="MS Mincho" w:eastAsia="MS Mincho" w:hAnsi="MS Mincho"/>
+          <w:b/>
+          <w:bCs/>
+          <w:color w:val="000000"/>
+          <w:sz w:val="18"/>
+          <w:szCs w:val="18"/>
+        </w:rPr>
+        <w:t xml:space="preserve">最重要の注意: 「作成日時が一番新しい行」で選んではいけません。</w:t>
+      </w:r>
+    </w:p>
+    <w:p>
+      <w:pPr>
+        <w:pBdr>
+          <w:left w:val="single" w:color="AAAAAA" w:sz="18" w:space="10"/>
+        </w:pBdr>
+        <w:shd w:fill="F5F5F5" w:val="clear"/>
+        <w:spacing w:after="160" w:before="0" w:line="280" w:lineRule="auto"/>
+        <w:ind w:left="260"/>
+        <w:jc w:val="both"/>
+      </w:pPr>
+      <w:r>
+        <w:rPr>
+          <w:rFonts w:ascii="MS Mincho" w:cs="MS Mincho" w:eastAsia="MS Mincho" w:hAnsi="MS Mincho"/>
+          <w:b w:val="false"/>
+          <w:bCs w:val="false"/>
+          <w:color w:val="000000"/>
+          <w:sz w:val="18"/>
+          <w:szCs w:val="18"/>
+        </w:rPr>
+        <w:t xml:space="preserve">一般の求職者も同じ画面に登録されます。社員が登録した直後に別の求職者が登録すると、一番新しい行は</w:t>
+      </w:r>
+      <w:r>
+        <w:rPr>
+          <w:rFonts w:ascii="MS Mincho" w:cs="MS Mincho" w:eastAsia="MS Mincho" w:hAnsi="MS Mincho"/>
+          <w:b/>
+          <w:bCs/>
+          <w:color w:val="000000"/>
+          <w:sz w:val="18"/>
+          <w:szCs w:val="18"/>
+        </w:rPr>
+        <w:t xml:space="preserve">その求職者</w:t>
+      </w:r>
+      <w:r>
+        <w:rPr>
+          <w:rFonts w:ascii="MS Mincho" w:cs="MS Mincho" w:eastAsia="MS Mincho" w:hAnsi="MS Mincho"/>
+          <w:b w:val="false"/>
+          <w:bCs w:val="false"/>
+          <w:color w:val="000000"/>
+          <w:sz w:val="18"/>
+          <w:szCs w:val="18"/>
+        </w:rPr>
+        <w:t xml:space="preserve">になります。それに気づかず登録すると、</w:t>
+      </w:r>
+      <w:r>
+        <w:rPr>
+          <w:rFonts w:ascii="MS Mincho" w:cs="MS Mincho" w:eastAsia="MS Mincho" w:hAnsi="MS Mincho"/>
+          <w:b/>
+          <w:bCs/>
+          <w:color w:val="000000"/>
+          <w:sz w:val="18"/>
+          <w:szCs w:val="18"/>
+        </w:rPr>
+        <w:t xml:space="preserve">赤の他人に全会員の個人情報を見せてしまいます。</w:t>
+      </w:r>
+      <w:r>
+        <w:rPr>
+          <w:rFonts w:ascii="MS Mincho" w:cs="MS Mincho" w:eastAsia="MS Mincho" w:hAnsi="MS Mincho"/>
+          <w:b w:val="false"/>
+          <w:bCs w:val="false"/>
+          <w:color w:val="000000"/>
+          <w:sz w:val="18"/>
+          <w:szCs w:val="18"/>
+        </w:rPr>
+        <w:t xml:space="preserve"> 必ず下の手順で</w:t>
+      </w:r>
+      <w:r>
+        <w:rPr>
+          <w:rFonts w:ascii="MS Mincho" w:cs="MS Mincho" w:eastAsia="MS Mincho" w:hAnsi="MS Mincho"/>
+          <w:b/>
+          <w:bCs/>
+          <w:color w:val="000000"/>
+          <w:sz w:val="18"/>
+          <w:szCs w:val="18"/>
+        </w:rPr>
+        <w:t xml:space="preserve">電話番号が一致すること</w:t>
+      </w:r>
+      <w:r>
+        <w:rPr>
+          <w:rFonts w:ascii="MS Mincho" w:cs="MS Mincho" w:eastAsia="MS Mincho" w:hAnsi="MS Mincho"/>
+          <w:b w:val="false"/>
+          <w:bCs w:val="false"/>
+          <w:color w:val="000000"/>
+          <w:sz w:val="18"/>
+          <w:szCs w:val="18"/>
+        </w:rPr>
+        <w:t xml:space="preserve">を確認してから進めてください。</w:t>
+      </w:r>
+    </w:p>
+    <w:p>
+      <w:pPr>
+        <w:pStyle w:val="Heading3"/>
+        <w:keepNext/>
+        <w:spacing w:after="120" w:before="260"/>
+      </w:pPr>
+      <w:r>
+        <w:rPr>
+          <w:rFonts w:ascii="MS Gothic" w:cs="MS Gothic" w:eastAsia="MS Gothic" w:hAnsi="MS Gothic"/>
+          <w:b/>
+          <w:bCs/>
+          <w:color w:val="000000"/>
+          <w:sz w:val="22"/>
+          <w:szCs w:val="22"/>
+        </w:rPr>
+        <w:t xml:space="preserve">事前に社員本人から聞いておくこと</w:t>
+      </w:r>
+    </w:p>
+    <w:p>
+      <w:pPr>
+        <w:spacing w:after="120" w:line="300" w:lineRule="auto"/>
+        <w:jc w:val="both"/>
+      </w:pPr>
+      <w:r>
+        <w:rPr>
+          <w:rFonts w:ascii="MS Mincho" w:cs="MS Mincho" w:eastAsia="MS Mincho" w:hAnsi="MS Mincho"/>
+          <w:b w:val="false"/>
+          <w:bCs w:val="false"/>
+          <w:color w:val="000000"/>
+          <w:sz w:val="21"/>
+          <w:szCs w:val="21"/>
+        </w:rPr>
+        <w:t xml:space="preserve">登録のときに入力した </w:t>
+      </w:r>
+      <w:r>
+        <w:rPr>
+          <w:rFonts w:ascii="MS Mincho" w:cs="MS Mincho" w:eastAsia="MS Mincho" w:hAnsi="MS Mincho"/>
+          <w:b/>
+          <w:bCs/>
+          <w:color w:val="000000"/>
+          <w:sz w:val="21"/>
+          <w:szCs w:val="21"/>
+        </w:rPr>
+        <w:t xml:space="preserve">①国番号（例 </w:t>
+      </w:r>
+      <w:r>
+        <w:rPr>
+          <w:rFonts w:ascii="Consolas" w:cs="Consolas" w:eastAsia="Consolas" w:hAnsi="Consolas"/>
+          <w:b/>
+          <w:bCs/>
+          <w:color w:val="000000"/>
+          <w:sz w:val="18"/>
+          <w:szCs w:val="18"/>
+          <w:shd w:fill="F0F0F0" w:val="clear"/>
+        </w:rPr>
+        <w:t xml:space="preserve">+81</w:t>
+      </w:r>
+      <w:r>
+        <w:rPr>
+          <w:rFonts w:ascii="MS Mincho" w:cs="MS Mincho" w:eastAsia="MS Mincho" w:hAnsi="MS Mincho"/>
+          <w:b/>
+          <w:bCs/>
+          <w:color w:val="000000"/>
+          <w:sz w:val="21"/>
+          <w:szCs w:val="21"/>
+        </w:rPr>
+        <w:t xml:space="preserve">）</w:t>
+      </w:r>
+      <w:r>
+        <w:rPr>
+          <w:rFonts w:ascii="MS Mincho" w:cs="MS Mincho" w:eastAsia="MS Mincho" w:hAnsi="MS Mincho"/>
+          <w:b w:val="false"/>
+          <w:bCs w:val="false"/>
+          <w:color w:val="000000"/>
+          <w:sz w:val="21"/>
+          <w:szCs w:val="21"/>
+        </w:rPr>
+        <w:t xml:space="preserve"> と </w:t>
+      </w:r>
+      <w:r>
+        <w:rPr>
+          <w:rFonts w:ascii="MS Mincho" w:cs="MS Mincho" w:eastAsia="MS Mincho" w:hAnsi="MS Mincho"/>
+          <w:b/>
+          <w:bCs/>
+          <w:color w:val="000000"/>
+          <w:sz w:val="21"/>
+          <w:szCs w:val="21"/>
+        </w:rPr>
+        <w:t xml:space="preserve">②電話番号を入力したとおりの表記</w:t>
+      </w:r>
+      <w:r>
+        <w:rPr>
+          <w:rFonts w:ascii="MS Mincho" w:cs="MS Mincho" w:eastAsia="MS Mincho" w:hAnsi="MS Mincho"/>
+          <w:b w:val="false"/>
+          <w:bCs w:val="false"/>
+          <w:color w:val="000000"/>
+          <w:sz w:val="21"/>
+          <w:szCs w:val="21"/>
+        </w:rPr>
+        <w:t xml:space="preserve">（先頭の </w:t>
+      </w:r>
+      <w:r>
+        <w:rPr>
+          <w:rFonts w:ascii="Consolas" w:cs="Consolas" w:eastAsia="Consolas" w:hAnsi="Consolas"/>
+          <w:b w:val="false"/>
+          <w:bCs w:val="false"/>
+          <w:color w:val="000000"/>
+          <w:sz w:val="18"/>
+          <w:szCs w:val="18"/>
+          <w:shd w:fill="F0F0F0" w:val="clear"/>
+        </w:rPr>
+        <w:t xml:space="preserve">0</w:t>
+      </w:r>
+      <w:r>
+        <w:rPr>
+          <w:rFonts w:ascii="MS Mincho" w:cs="MS Mincho" w:eastAsia="MS Mincho" w:hAnsi="MS Mincho"/>
+          <w:b w:val="false"/>
+          <w:bCs w:val="false"/>
+          <w:color w:val="000000"/>
+          <w:sz w:val="21"/>
+          <w:szCs w:val="21"/>
+        </w:rPr>
+        <w:t xml:space="preserve"> を付けたかどうかも含めて）。</w:t>
+      </w:r>
+    </w:p>
+    <w:p>
+      <w:pPr>
+        <w:pStyle w:val="Heading3"/>
+        <w:keepNext/>
+        <w:spacing w:after="120" w:before="260"/>
+      </w:pPr>
+      <w:r>
+        <w:rPr>
+          <w:rFonts w:ascii="MS Gothic" w:cs="MS Gothic" w:eastAsia="MS Gothic" w:hAnsi="MS Gothic"/>
+          <w:b/>
+          <w:bCs/>
+          <w:color w:val="000000"/>
+          <w:sz w:val="22"/>
+          <w:szCs w:val="22"/>
+        </w:rPr>
+        <w:t xml:space="preserve">手順</w:t>
+      </w:r>
+    </w:p>
+    <w:p>
+      <w:pPr>
         <w:pStyle w:val="ListParagraph"/>
         <w:numPr>
           <w:ilvl w:val="0"/>
@@ -2093,41 +2357,40 @@
           <w:sz w:val="21"/>
           <w:szCs w:val="21"/>
         </w:rPr>
-        <w:t xml:space="preserve">いま登録してもらったばかりなので、</w:t>
-      </w:r>
-      <w:r>
-        <w:rPr>
-          <w:rFonts w:ascii="Consolas" w:cs="Consolas" w:eastAsia="Consolas" w:hAnsi="Consolas"/>
-          <w:b/>
-          <w:bCs/>
-          <w:color w:val="000000"/>
-          <w:sz w:val="18"/>
-          <w:szCs w:val="18"/>
-          <w:shd w:fill="F0F0F0" w:val="clear"/>
-        </w:rPr>
-        <w:t xml:space="preserve">Created at</w:t>
-      </w:r>
-      <w:r>
-        <w:rPr>
-          <w:rFonts w:ascii="MS Mincho" w:cs="MS Mincho" w:eastAsia="MS Mincho" w:hAnsi="MS Mincho"/>
-          <w:b/>
-          <w:bCs/>
-          <w:color w:val="000000"/>
-          <w:sz w:val="21"/>
-          <w:szCs w:val="21"/>
-        </w:rPr>
-        <w:t xml:space="preserve">（作成日時）が一番新しい行</w:t>
-      </w:r>
-      <w:r>
-        <w:rPr>
-          <w:rFonts w:ascii="MS Mincho" w:cs="MS Mincho" w:eastAsia="MS Mincho" w:hAnsi="MS Mincho"/>
-          <w:b w:val="false"/>
-          <w:bCs w:val="false"/>
-          <w:color w:val="000000"/>
-          <w:sz w:val="21"/>
-          <w:szCs w:val="21"/>
-        </w:rPr>
-        <w:t xml:space="preserve">がその社員です</w:t>
+        <w:t xml:space="preserve">Email列を見て、社員の電話番号の数字が入っている行を探す</w:t>
+      </w:r>
+      <w:r>
+        <w:rPr>
+          <w:rFonts w:ascii="MS Mincho" w:cs="MS Mincho" w:eastAsia="MS Mincho" w:hAnsi="MS Mincho"/>
+          <w:b w:val="false"/>
+          <w:bCs w:val="false"/>
+          <w:color w:val="000000"/>
+          <w:sz w:val="21"/>
+          <w:szCs w:val="21"/>
+        </w:rPr>
+        <w:t xml:space="preserve">（次の「読み方」を参照）。作成日時が新しい行から見ていくと早く見つかりますが、</w:t>
+      </w:r>
+      <w:r>
+        <w:rPr>
+          <w:rFonts w:ascii="MS Mincho" w:cs="MS Mincho" w:eastAsia="MS Mincho" w:hAnsi="MS Mincho"/>
+          <w:b/>
+          <w:bCs/>
+          <w:color w:val="000000"/>
+          <w:sz w:val="21"/>
+          <w:szCs w:val="21"/>
+        </w:rPr>
+        <w:t xml:space="preserve">必ず電話番号の数字が一致していることを目で確認</w:t>
+      </w:r>
+      <w:r>
+        <w:rPr>
+          <w:rFonts w:ascii="MS Mincho" w:cs="MS Mincho" w:eastAsia="MS Mincho" w:hAnsi="MS Mincho"/>
+          <w:b w:val="false"/>
+          <w:bCs w:val="false"/>
+          <w:color w:val="000000"/>
+          <w:sz w:val="21"/>
+          <w:szCs w:val="21"/>
+        </w:rPr>
+        <w:t xml:space="preserve">してください</w:t>
       </w:r>
     </w:p>
     <w:p>
@@ -2149,7 +2412,7 @@
           <w:sz w:val="21"/>
           <w:szCs w:val="21"/>
         </w:rPr>
-        <w:t xml:space="preserve">その行の </w:t>
+        <w:t xml:space="preserve">一致した行の </w:t>
       </w:r>
       <w:r>
         <w:rPr>
@@ -2238,68 +2501,501 @@
     </w:p>
     <w:p>
       <w:pPr>
-        <w:pBdr>
-          <w:left w:val="single" w:color="AAAAAA" w:sz="18" w:space="10"/>
-        </w:pBdr>
-        <w:shd w:fill="F5F5F5" w:val="clear"/>
-        <w:spacing w:after="40" w:before="120" w:line="280" w:lineRule="auto"/>
-        <w:ind w:left="260"/>
+        <w:pStyle w:val="Heading3"/>
+        <w:keepNext/>
+        <w:spacing w:after="120" w:before="260"/>
+      </w:pPr>
+      <w:r>
+        <w:rPr>
+          <w:rFonts w:ascii="MS Gothic" w:cs="MS Gothic" w:eastAsia="MS Gothic" w:hAnsi="MS Gothic"/>
+          <w:b/>
+          <w:bCs/>
+          <w:color w:val="000000"/>
+          <w:sz w:val="22"/>
+          <w:szCs w:val="22"/>
+        </w:rPr>
+        <w:t xml:space="preserve">Email欄の読み方</w:t>
+      </w:r>
+    </w:p>
+    <w:p>
+      <w:pPr>
+        <w:spacing w:after="120" w:line="300" w:lineRule="auto"/>
         <w:jc w:val="both"/>
       </w:pPr>
       <w:r>
         <w:rPr>
           <w:rFonts w:ascii="MS Mincho" w:cs="MS Mincho" w:eastAsia="MS Mincho" w:hAnsi="MS Mincho"/>
-          <w:b/>
-          <w:bCs/>
-          <w:color w:val="000000"/>
-          <w:sz w:val="18"/>
-          <w:szCs w:val="18"/>
-        </w:rPr>
-        <w:t xml:space="preserve">Email欄に見慣れないアドレスが並んでいますが、正常です。</w:t>
-      </w:r>
-      <w:r>
-        <w:rPr>
-          <w:rFonts w:ascii="MS Mincho" w:cs="MS Mincho" w:eastAsia="MS Mincho" w:hAnsi="MS Mincho"/>
-          <w:b w:val="false"/>
-          <w:bCs w:val="false"/>
-          <w:color w:val="000000"/>
-          <w:sz w:val="18"/>
-          <w:szCs w:val="18"/>
-        </w:rPr>
-        <w:t xml:space="preserve"> このサイトは電話番号でログインする仕組みのため、内部的に電話番号をメールアドレスの形（</w:t>
-      </w:r>
+          <w:b w:val="false"/>
+          <w:bCs w:val="false"/>
+          <w:color w:val="000000"/>
+          <w:sz w:val="21"/>
+          <w:szCs w:val="21"/>
+        </w:rPr>
+        <w:t xml:space="preserve">見慣れないアドレスが並んでいますが正常です。このサイトは電話番号でログインする仕組みのため、内部的に電話番号をメールアドレスの形に変換して保存しています（実際にメールが届くアドレスではありません）。</w:t>
+      </w:r>
+    </w:p>
+    <w:p>
+      <w:pPr>
+        <w:spacing w:after="120" w:line="300" w:lineRule="auto"/>
+        <w:jc w:val="both"/>
+      </w:pPr>
       <w:r>
         <w:rPr>
           <w:rFonts w:ascii="Consolas" w:cs="Consolas" w:eastAsia="Consolas" w:hAnsi="Consolas"/>
-          <w:b w:val="false"/>
-          <w:bCs w:val="false"/>
+          <w:b/>
+          <w:bCs/>
           <w:color w:val="000000"/>
           <w:sz w:val="18"/>
           <w:szCs w:val="18"/>
           <w:shd w:fill="F0F0F0" w:val="clear"/>
         </w:rPr>
-        <w:t xml:space="preserve">p819012345678@phone.yingpin.app</w:t>
-      </w:r>
-      <w:r>
-        <w:rPr>
-          <w:rFonts w:ascii="MS Mincho" w:cs="MS Mincho" w:eastAsia="MS Mincho" w:hAnsi="MS Mincho"/>
-          <w:b w:val="false"/>
-          <w:bCs w:val="false"/>
-          <w:color w:val="000000"/>
-          <w:sz w:val="18"/>
-          <w:szCs w:val="18"/>
-        </w:rPr>
-        <w:t xml:space="preserve"> など）に変換して保存しています。実際にメールが届くアドレスではありません。</w:t>
-      </w:r>
-    </w:p>
-    <w:p>
-      <w:pPr>
-        <w:pBdr>
-          <w:left w:val="single" w:color="AAAAAA" w:sz="18" w:space="10"/>
-        </w:pBdr>
-        <w:shd w:fill="F5F5F5" w:val="clear"/>
-        <w:spacing w:after="160" w:before="0" w:line="280" w:lineRule="auto"/>
-        <w:ind w:left="260"/>
+        <w:t xml:space="preserve">p</w:t>
+      </w:r>
+      <w:r>
+        <w:rPr>
+          <w:rFonts w:ascii="MS Mincho" w:cs="MS Mincho" w:eastAsia="MS Mincho" w:hAnsi="MS Mincho"/>
+          <w:b/>
+          <w:bCs/>
+          <w:color w:val="000000"/>
+          <w:sz w:val="21"/>
+          <w:szCs w:val="21"/>
+        </w:rPr>
+        <w:t xml:space="preserve"> ＋ 国番号 ＋ 電話番号 ＋ </w:t>
+      </w:r>
+      <w:r>
+        <w:rPr>
+          <w:rFonts w:ascii="Consolas" w:cs="Consolas" w:eastAsia="Consolas" w:hAnsi="Consolas"/>
+          <w:b/>
+          <w:bCs/>
+          <w:color w:val="000000"/>
+          <w:sz w:val="18"/>
+          <w:szCs w:val="18"/>
+          <w:shd w:fill="F0F0F0" w:val="clear"/>
+        </w:rPr>
+        <w:t xml:space="preserve">@phone.yingpin.app</w:t>
+      </w:r>
+      <w:r>
+        <w:rPr>
+          <w:rFonts w:ascii="MS Mincho" w:cs="MS Mincho" w:eastAsia="MS Mincho" w:hAnsi="MS Mincho"/>
+          <w:b w:val="false"/>
+          <w:bCs w:val="false"/>
+          <w:color w:val="000000"/>
+          <w:sz w:val="21"/>
+          <w:szCs w:val="21"/>
+        </w:rPr>
+        <w:t xml:space="preserve"> という形で、</w:t>
+      </w:r>
+      <w:r>
+        <w:rPr>
+          <w:rFonts w:ascii="MS Mincho" w:cs="MS Mincho" w:eastAsia="MS Mincho" w:hAnsi="MS Mincho"/>
+          <w:b/>
+          <w:bCs/>
+          <w:color w:val="000000"/>
+          <w:sz w:val="21"/>
+          <w:szCs w:val="21"/>
+        </w:rPr>
+        <w:t xml:space="preserve">本人が入力したとおりの数字</w:t>
+      </w:r>
+      <w:r>
+        <w:rPr>
+          <w:rFonts w:ascii="MS Mincho" w:cs="MS Mincho" w:eastAsia="MS Mincho" w:hAnsi="MS Mincho"/>
+          <w:b w:val="false"/>
+          <w:bCs w:val="false"/>
+          <w:color w:val="000000"/>
+          <w:sz w:val="21"/>
+          <w:szCs w:val="21"/>
+        </w:rPr>
+        <w:t xml:space="preserve">が並びます（記号は入りません）。</w:t>
+      </w:r>
+    </w:p>
+    <w:tbl>
+      <w:tblPr>
+        <w:tblW w:type="dxa" w:w="9638"/>
+        <w:tblBorders>
+          <w:top w:val="single" w:color="auto" w:sz="4"/>
+          <w:left w:val="single" w:color="auto" w:sz="4"/>
+          <w:bottom w:val="single" w:color="auto" w:sz="4"/>
+          <w:right w:val="single" w:color="auto" w:sz="4"/>
+          <w:insideH w:val="single" w:color="auto" w:sz="4"/>
+          <w:insideV w:val="single" w:color="auto" w:sz="4"/>
+        </w:tblBorders>
+      </w:tblPr>
+      <w:tblGrid>
+        <w:gridCol w:w="1600"/>
+        <w:gridCol w:w="2364"/>
+        <w:gridCol w:w="5674"/>
+      </w:tblGrid>
+      <w:tr>
+        <w:trPr>
+          <w:tblHeader/>
+        </w:trPr>
+        <w:tc>
+          <w:tcPr>
+            <w:tcW w:type="dxa" w:w="1600"/>
+            <w:shd w:fill="E8E8E8" w:val="clear"/>
+            <w:tcMar>
+              <w:top w:type="dxa" w:w="80"/>
+              <w:left w:type="dxa" w:w="120"/>
+              <w:bottom w:type="dxa" w:w="80"/>
+              <w:right w:type="dxa" w:w="120"/>
+            </w:tcMar>
+            <w:vAlign w:val="center"/>
+          </w:tcPr>
+          <w:p>
+            <w:pPr>
+              <w:spacing w:after="0" w:line="260" w:lineRule="auto"/>
+            </w:pPr>
+            <w:r>
+              <w:rPr>
+                <w:rFonts w:ascii="MS Mincho" w:cs="MS Mincho" w:eastAsia="MS Mincho" w:hAnsi="MS Mincho"/>
+                <w:b/>
+                <w:bCs/>
+                <w:color w:val="000000"/>
+                <w:sz w:val="18"/>
+                <w:szCs w:val="18"/>
+              </w:rPr>
+              <w:t xml:space="preserve">国番号</w:t>
+            </w:r>
+          </w:p>
+        </w:tc>
+        <w:tc>
+          <w:tcPr>
+            <w:tcW w:type="dxa" w:w="2364"/>
+            <w:shd w:fill="E8E8E8" w:val="clear"/>
+            <w:tcMar>
+              <w:top w:type="dxa" w:w="80"/>
+              <w:left w:type="dxa" w:w="120"/>
+              <w:bottom w:type="dxa" w:w="80"/>
+              <w:right w:type="dxa" w:w="120"/>
+            </w:tcMar>
+            <w:vAlign w:val="center"/>
+          </w:tcPr>
+          <w:p>
+            <w:pPr>
+              <w:spacing w:after="0" w:line="260" w:lineRule="auto"/>
+            </w:pPr>
+            <w:r>
+              <w:rPr>
+                <w:rFonts w:ascii="MS Mincho" w:cs="MS Mincho" w:eastAsia="MS Mincho" w:hAnsi="MS Mincho"/>
+                <w:b/>
+                <w:bCs/>
+                <w:color w:val="000000"/>
+                <w:sz w:val="18"/>
+                <w:szCs w:val="18"/>
+              </w:rPr>
+              <w:t xml:space="preserve">本人が入力した電話番号</w:t>
+            </w:r>
+          </w:p>
+        </w:tc>
+        <w:tc>
+          <w:tcPr>
+            <w:tcW w:type="dxa" w:w="5674"/>
+            <w:shd w:fill="E8E8E8" w:val="clear"/>
+            <w:tcMar>
+              <w:top w:type="dxa" w:w="80"/>
+              <w:left w:type="dxa" w:w="120"/>
+              <w:bottom w:type="dxa" w:w="80"/>
+              <w:right w:type="dxa" w:w="120"/>
+            </w:tcMar>
+            <w:vAlign w:val="center"/>
+          </w:tcPr>
+          <w:p>
+            <w:pPr>
+              <w:spacing w:after="0" w:line="260" w:lineRule="auto"/>
+            </w:pPr>
+            <w:r>
+              <w:rPr>
+                <w:rFonts w:ascii="MS Mincho" w:cs="MS Mincho" w:eastAsia="MS Mincho" w:hAnsi="MS Mincho"/>
+                <w:b/>
+                <w:bCs/>
+                <w:color w:val="000000"/>
+                <w:sz w:val="18"/>
+                <w:szCs w:val="18"/>
+              </w:rPr>
+              <w:t xml:space="preserve">Email列に表示される文字列</w:t>
+            </w:r>
+          </w:p>
+        </w:tc>
+      </w:tr>
+      <w:tr>
+        <w:trPr>
+          <w:tblHeader w:val="false"/>
+        </w:trPr>
+        <w:tc>
+          <w:tcPr>
+            <w:tcW w:type="dxa" w:w="1600"/>
+            <w:tcMar>
+              <w:top w:type="dxa" w:w="80"/>
+              <w:left w:type="dxa" w:w="120"/>
+              <w:bottom w:type="dxa" w:w="80"/>
+              <w:right w:type="dxa" w:w="120"/>
+            </w:tcMar>
+            <w:vAlign w:val="center"/>
+          </w:tcPr>
+          <w:p>
+            <w:pPr>
+              <w:spacing w:after="0" w:line="260" w:lineRule="auto"/>
+            </w:pPr>
+            <w:r>
+              <w:rPr>
+                <w:rFonts w:ascii="MS Mincho" w:cs="MS Mincho" w:eastAsia="MS Mincho" w:hAnsi="MS Mincho"/>
+                <w:b w:val="false"/>
+                <w:bCs w:val="false"/>
+                <w:color w:val="000000"/>
+                <w:sz w:val="18"/>
+                <w:szCs w:val="18"/>
+              </w:rPr>
+              <w:t xml:space="preserve">+81</w:t>
+            </w:r>
+          </w:p>
+        </w:tc>
+        <w:tc>
+          <w:tcPr>
+            <w:tcW w:type="dxa" w:w="2364"/>
+            <w:tcMar>
+              <w:top w:type="dxa" w:w="80"/>
+              <w:left w:type="dxa" w:w="120"/>
+              <w:bottom w:type="dxa" w:w="80"/>
+              <w:right w:type="dxa" w:w="120"/>
+            </w:tcMar>
+            <w:vAlign w:val="center"/>
+          </w:tcPr>
+          <w:p>
+            <w:pPr>
+              <w:spacing w:after="0" w:line="260" w:lineRule="auto"/>
+            </w:pPr>
+            <w:r>
+              <w:rPr>
+                <w:rFonts w:ascii="MS Mincho" w:cs="MS Mincho" w:eastAsia="MS Mincho" w:hAnsi="MS Mincho"/>
+                <w:b w:val="false"/>
+                <w:bCs w:val="false"/>
+                <w:color w:val="000000"/>
+                <w:sz w:val="18"/>
+                <w:szCs w:val="18"/>
+              </w:rPr>
+              <w:t xml:space="preserve">90-1234-5678</w:t>
+            </w:r>
+          </w:p>
+        </w:tc>
+        <w:tc>
+          <w:tcPr>
+            <w:tcW w:type="dxa" w:w="5674"/>
+            <w:tcMar>
+              <w:top w:type="dxa" w:w="80"/>
+              <w:left w:type="dxa" w:w="120"/>
+              <w:bottom w:type="dxa" w:w="80"/>
+              <w:right w:type="dxa" w:w="120"/>
+            </w:tcMar>
+            <w:vAlign w:val="center"/>
+          </w:tcPr>
+          <w:p>
+            <w:pPr>
+              <w:spacing w:after="0" w:line="260" w:lineRule="auto"/>
+            </w:pPr>
+            <w:r>
+              <w:rPr>
+                <w:rFonts w:ascii="Consolas" w:cs="Consolas" w:eastAsia="Consolas" w:hAnsi="Consolas"/>
+                <w:b w:val="false"/>
+                <w:bCs w:val="false"/>
+                <w:color w:val="000000"/>
+                <w:sz w:val="18"/>
+                <w:szCs w:val="18"/>
+                <w:shd w:fill="F0F0F0" w:val="clear"/>
+              </w:rPr>
+              <w:t xml:space="preserve">p819012345678@phone.yingpin.app</w:t>
+            </w:r>
+          </w:p>
+        </w:tc>
+      </w:tr>
+      <w:tr>
+        <w:trPr>
+          <w:tblHeader w:val="false"/>
+        </w:trPr>
+        <w:tc>
+          <w:tcPr>
+            <w:tcW w:type="dxa" w:w="1600"/>
+            <w:tcMar>
+              <w:top w:type="dxa" w:w="80"/>
+              <w:left w:type="dxa" w:w="120"/>
+              <w:bottom w:type="dxa" w:w="80"/>
+              <w:right w:type="dxa" w:w="120"/>
+            </w:tcMar>
+            <w:vAlign w:val="center"/>
+          </w:tcPr>
+          <w:p>
+            <w:pPr>
+              <w:spacing w:after="0" w:line="260" w:lineRule="auto"/>
+            </w:pPr>
+            <w:r>
+              <w:rPr>
+                <w:rFonts w:ascii="MS Mincho" w:cs="MS Mincho" w:eastAsia="MS Mincho" w:hAnsi="MS Mincho"/>
+                <w:b w:val="false"/>
+                <w:bCs w:val="false"/>
+                <w:color w:val="000000"/>
+                <w:sz w:val="18"/>
+                <w:szCs w:val="18"/>
+              </w:rPr>
+              <w:t xml:space="preserve">+81</w:t>
+            </w:r>
+          </w:p>
+        </w:tc>
+        <w:tc>
+          <w:tcPr>
+            <w:tcW w:type="dxa" w:w="2364"/>
+            <w:tcMar>
+              <w:top w:type="dxa" w:w="80"/>
+              <w:left w:type="dxa" w:w="120"/>
+              <w:bottom w:type="dxa" w:w="80"/>
+              <w:right w:type="dxa" w:w="120"/>
+            </w:tcMar>
+            <w:vAlign w:val="center"/>
+          </w:tcPr>
+          <w:p>
+            <w:pPr>
+              <w:spacing w:after="0" w:line="260" w:lineRule="auto"/>
+            </w:pPr>
+            <w:r>
+              <w:rPr>
+                <w:rFonts w:ascii="MS Mincho" w:cs="MS Mincho" w:eastAsia="MS Mincho" w:hAnsi="MS Mincho"/>
+                <w:b w:val="false"/>
+                <w:bCs w:val="false"/>
+                <w:color w:val="000000"/>
+                <w:sz w:val="18"/>
+                <w:szCs w:val="18"/>
+              </w:rPr>
+              <w:t xml:space="preserve">090-1234-5678</w:t>
+            </w:r>
+          </w:p>
+        </w:tc>
+        <w:tc>
+          <w:tcPr>
+            <w:tcW w:type="dxa" w:w="5674"/>
+            <w:tcMar>
+              <w:top w:type="dxa" w:w="80"/>
+              <w:left w:type="dxa" w:w="120"/>
+              <w:bottom w:type="dxa" w:w="80"/>
+              <w:right w:type="dxa" w:w="120"/>
+            </w:tcMar>
+            <w:vAlign w:val="center"/>
+          </w:tcPr>
+          <w:p>
+            <w:pPr>
+              <w:spacing w:after="0" w:line="260" w:lineRule="auto"/>
+            </w:pPr>
+            <w:r>
+              <w:rPr>
+                <w:rFonts w:ascii="Consolas" w:cs="Consolas" w:eastAsia="Consolas" w:hAnsi="Consolas"/>
+                <w:b w:val="false"/>
+                <w:bCs w:val="false"/>
+                <w:color w:val="000000"/>
+                <w:sz w:val="18"/>
+                <w:szCs w:val="18"/>
+                <w:shd w:fill="F0F0F0" w:val="clear"/>
+              </w:rPr>
+              <w:t xml:space="preserve">p8109012345678@phone.yingpin.app</w:t>
+            </w:r>
+          </w:p>
+        </w:tc>
+      </w:tr>
+      <w:tr>
+        <w:trPr>
+          <w:tblHeader w:val="false"/>
+        </w:trPr>
+        <w:tc>
+          <w:tcPr>
+            <w:tcW w:type="dxa" w:w="1600"/>
+            <w:tcMar>
+              <w:top w:type="dxa" w:w="80"/>
+              <w:left w:type="dxa" w:w="120"/>
+              <w:bottom w:type="dxa" w:w="80"/>
+              <w:right w:type="dxa" w:w="120"/>
+            </w:tcMar>
+            <w:vAlign w:val="center"/>
+          </w:tcPr>
+          <w:p>
+            <w:pPr>
+              <w:spacing w:after="0" w:line="260" w:lineRule="auto"/>
+            </w:pPr>
+            <w:r>
+              <w:rPr>
+                <w:rFonts w:ascii="MS Mincho" w:cs="MS Mincho" w:eastAsia="MS Mincho" w:hAnsi="MS Mincho"/>
+                <w:b w:val="false"/>
+                <w:bCs w:val="false"/>
+                <w:color w:val="000000"/>
+                <w:sz w:val="18"/>
+                <w:szCs w:val="18"/>
+              </w:rPr>
+              <w:t xml:space="preserve">+86</w:t>
+            </w:r>
+          </w:p>
+        </w:tc>
+        <w:tc>
+          <w:tcPr>
+            <w:tcW w:type="dxa" w:w="2364"/>
+            <w:tcMar>
+              <w:top w:type="dxa" w:w="80"/>
+              <w:left w:type="dxa" w:w="120"/>
+              <w:bottom w:type="dxa" w:w="80"/>
+              <w:right w:type="dxa" w:w="120"/>
+            </w:tcMar>
+            <w:vAlign w:val="center"/>
+          </w:tcPr>
+          <w:p>
+            <w:pPr>
+              <w:spacing w:after="0" w:line="260" w:lineRule="auto"/>
+            </w:pPr>
+            <w:r>
+              <w:rPr>
+                <w:rFonts w:ascii="MS Mincho" w:cs="MS Mincho" w:eastAsia="MS Mincho" w:hAnsi="MS Mincho"/>
+                <w:b w:val="false"/>
+                <w:bCs w:val="false"/>
+                <w:color w:val="000000"/>
+                <w:sz w:val="18"/>
+                <w:szCs w:val="18"/>
+              </w:rPr>
+              <w:t xml:space="preserve">138-0013-8000</w:t>
+            </w:r>
+          </w:p>
+        </w:tc>
+        <w:tc>
+          <w:tcPr>
+            <w:tcW w:type="dxa" w:w="5674"/>
+            <w:tcMar>
+              <w:top w:type="dxa" w:w="80"/>
+              <w:left w:type="dxa" w:w="120"/>
+              <w:bottom w:type="dxa" w:w="80"/>
+              <w:right w:type="dxa" w:w="120"/>
+            </w:tcMar>
+            <w:vAlign w:val="center"/>
+          </w:tcPr>
+          <w:p>
+            <w:pPr>
+              <w:spacing w:after="0" w:line="260" w:lineRule="auto"/>
+            </w:pPr>
+            <w:r>
+              <w:rPr>
+                <w:rFonts w:ascii="Consolas" w:cs="Consolas" w:eastAsia="Consolas" w:hAnsi="Consolas"/>
+                <w:b w:val="false"/>
+                <w:bCs w:val="false"/>
+                <w:color w:val="000000"/>
+                <w:sz w:val="18"/>
+                <w:szCs w:val="18"/>
+                <w:shd w:fill="F0F0F0" w:val="clear"/>
+              </w:rPr>
+              <w:t xml:space="preserve">p8613800138000@phone.yingpin.app</w:t>
+            </w:r>
+          </w:p>
+        </w:tc>
+      </w:tr>
+    </w:tbl>
+    <w:p>
+      <w:pPr>
+        <w:spacing w:after="160"/>
+      </w:pPr>
+    </w:p>
+    <w:p>
+      <w:pPr>
+        <w:spacing w:after="120" w:line="300" w:lineRule="auto"/>
         <w:jc w:val="both"/>
       </w:pPr>
       <w:r>
@@ -2308,10 +3004,10 @@
           <w:b w:val="false"/>
           <w:bCs w:val="false"/>
           <w:color w:val="000000"/>
-          <w:sz w:val="18"/>
-          <w:szCs w:val="18"/>
-        </w:rPr>
-        <w:t xml:space="preserve">電話番号から探したいときは、</w:t>
+          <w:sz w:val="21"/>
+          <w:szCs w:val="21"/>
+        </w:rPr>
+        <w:t xml:space="preserve">先頭の </w:t>
       </w:r>
       <w:r>
         <w:rPr>
@@ -2323,40 +3019,18 @@
           <w:szCs w:val="18"/>
           <w:shd w:fill="F0F0F0" w:val="clear"/>
         </w:rPr>
-        <w:t xml:space="preserve">p</w:t>
-      </w:r>
-      <w:r>
-        <w:rPr>
-          <w:rFonts w:ascii="MS Mincho" w:cs="MS Mincho" w:eastAsia="MS Mincho" w:hAnsi="MS Mincho"/>
-          <w:b w:val="false"/>
-          <w:bCs w:val="false"/>
-          <w:color w:val="000000"/>
-          <w:sz w:val="18"/>
-          <w:szCs w:val="18"/>
-        </w:rPr>
-        <w:t xml:space="preserve"> の後ろが「国番号＋電話番号」になっています。</w:t>
-      </w:r>
-      <w:r>
-        <w:rPr>
-          <w:rFonts w:ascii="MS Mincho" w:cs="MS Mincho" w:eastAsia="MS Mincho" w:hAnsi="MS Mincho"/>
-          <w:b/>
-          <w:bCs/>
-          <w:color w:val="000000"/>
-          <w:sz w:val="18"/>
-          <w:szCs w:val="18"/>
-        </w:rPr>
-        <w:t xml:space="preserve">本人が入力したとおりの数字</w:t>
-      </w:r>
-      <w:r>
-        <w:rPr>
-          <w:rFonts w:ascii="MS Mincho" w:cs="MS Mincho" w:eastAsia="MS Mincho" w:hAnsi="MS Mincho"/>
-          <w:b w:val="false"/>
-          <w:bCs w:val="false"/>
-          <w:color w:val="000000"/>
-          <w:sz w:val="18"/>
-          <w:szCs w:val="18"/>
-        </w:rPr>
-        <w:t xml:space="preserve">が並ぶため、先頭の </w:t>
+        <w:t xml:space="preserve">0</w:t>
+      </w:r>
+      <w:r>
+        <w:rPr>
+          <w:rFonts w:ascii="MS Mincho" w:cs="MS Mincho" w:eastAsia="MS Mincho" w:hAnsi="MS Mincho"/>
+          <w:b w:val="false"/>
+          <w:bCs w:val="false"/>
+          <w:color w:val="000000"/>
+          <w:sz w:val="21"/>
+          <w:szCs w:val="21"/>
+        </w:rPr>
+        <w:t xml:space="preserve"> を付けて入力した人は </w:t>
       </w:r>
       <w:r>
         <w:rPr>
@@ -2376,182 +3050,32 @@
           <w:b w:val="false"/>
           <w:bCs w:val="false"/>
           <w:color w:val="000000"/>
-          <w:sz w:val="18"/>
-          <w:szCs w:val="18"/>
-        </w:rPr>
-        <w:t xml:space="preserve"> を付けて入力した人は </w:t>
-      </w:r>
-      <w:r>
-        <w:rPr>
-          <w:rFonts w:ascii="Consolas" w:cs="Consolas" w:eastAsia="Consolas" w:hAnsi="Consolas"/>
-          <w:b w:val="false"/>
-          <w:bCs w:val="false"/>
-          <w:color w:val="000000"/>
-          <w:sz w:val="18"/>
-          <w:szCs w:val="18"/>
-          <w:shd w:fill="F0F0F0" w:val="clear"/>
-        </w:rPr>
-        <w:t xml:space="preserve">0</w:t>
-      </w:r>
-      <w:r>
-        <w:rPr>
-          <w:rFonts w:ascii="MS Mincho" w:cs="MS Mincho" w:eastAsia="MS Mincho" w:hAnsi="MS Mincho"/>
-          <w:b w:val="false"/>
-          <w:bCs w:val="false"/>
-          <w:color w:val="000000"/>
-          <w:sz w:val="18"/>
-          <w:szCs w:val="18"/>
-        </w:rPr>
-        <w:t xml:space="preserve"> も含まれます（例: 国番号 </w:t>
-      </w:r>
-      <w:r>
-        <w:rPr>
-          <w:rFonts w:ascii="Consolas" w:cs="Consolas" w:eastAsia="Consolas" w:hAnsi="Consolas"/>
-          <w:b w:val="false"/>
-          <w:bCs w:val="false"/>
-          <w:color w:val="000000"/>
-          <w:sz w:val="18"/>
-          <w:szCs w:val="18"/>
-          <w:shd w:fill="F0F0F0" w:val="clear"/>
-        </w:rPr>
-        <w:t xml:space="preserve">+81</w:t>
-      </w:r>
-      <w:r>
-        <w:rPr>
-          <w:rFonts w:ascii="MS Mincho" w:cs="MS Mincho" w:eastAsia="MS Mincho" w:hAnsi="MS Mincho"/>
-          <w:b w:val="false"/>
-          <w:bCs w:val="false"/>
-          <w:color w:val="000000"/>
-          <w:sz w:val="18"/>
-          <w:szCs w:val="18"/>
-        </w:rPr>
-        <w:t xml:space="preserve"> ＋ </w:t>
-      </w:r>
-      <w:r>
-        <w:rPr>
-          <w:rFonts w:ascii="Consolas" w:cs="Consolas" w:eastAsia="Consolas" w:hAnsi="Consolas"/>
-          <w:b w:val="false"/>
-          <w:bCs w:val="false"/>
-          <w:color w:val="000000"/>
-          <w:sz w:val="18"/>
-          <w:szCs w:val="18"/>
-          <w:shd w:fill="F0F0F0" w:val="clear"/>
-        </w:rPr>
-        <w:t xml:space="preserve">90-1234-5678</w:t>
-      </w:r>
-      <w:r>
-        <w:rPr>
-          <w:rFonts w:ascii="MS Mincho" w:cs="MS Mincho" w:eastAsia="MS Mincho" w:hAnsi="MS Mincho"/>
-          <w:b w:val="false"/>
-          <w:bCs w:val="false"/>
-          <w:color w:val="000000"/>
-          <w:sz w:val="18"/>
-          <w:szCs w:val="18"/>
-        </w:rPr>
-        <w:t xml:space="preserve"> → </w:t>
-      </w:r>
-      <w:r>
-        <w:rPr>
-          <w:rFonts w:ascii="Consolas" w:cs="Consolas" w:eastAsia="Consolas" w:hAnsi="Consolas"/>
-          <w:b w:val="false"/>
-          <w:bCs w:val="false"/>
-          <w:color w:val="000000"/>
-          <w:sz w:val="18"/>
-          <w:szCs w:val="18"/>
-          <w:shd w:fill="F0F0F0" w:val="clear"/>
-        </w:rPr>
-        <w:t xml:space="preserve">p819012345678@…</w:t>
-      </w:r>
-      <w:r>
-        <w:rPr>
-          <w:rFonts w:ascii="MS Mincho" w:cs="MS Mincho" w:eastAsia="MS Mincho" w:hAnsi="MS Mincho"/>
-          <w:b w:val="false"/>
-          <w:bCs w:val="false"/>
-          <w:color w:val="000000"/>
-          <w:sz w:val="18"/>
-          <w:szCs w:val="18"/>
-        </w:rPr>
-        <w:t xml:space="preserve"> ／ 国番号 </w:t>
-      </w:r>
-      <w:r>
-        <w:rPr>
-          <w:rFonts w:ascii="Consolas" w:cs="Consolas" w:eastAsia="Consolas" w:hAnsi="Consolas"/>
-          <w:b w:val="false"/>
-          <w:bCs w:val="false"/>
-          <w:color w:val="000000"/>
-          <w:sz w:val="18"/>
-          <w:szCs w:val="18"/>
-          <w:shd w:fill="F0F0F0" w:val="clear"/>
-        </w:rPr>
-        <w:t xml:space="preserve">+81</w:t>
-      </w:r>
-      <w:r>
-        <w:rPr>
-          <w:rFonts w:ascii="MS Mincho" w:cs="MS Mincho" w:eastAsia="MS Mincho" w:hAnsi="MS Mincho"/>
-          <w:b w:val="false"/>
-          <w:bCs w:val="false"/>
-          <w:color w:val="000000"/>
-          <w:sz w:val="18"/>
-          <w:szCs w:val="18"/>
-        </w:rPr>
-        <w:t xml:space="preserve"> ＋ </w:t>
-      </w:r>
-      <w:r>
-        <w:rPr>
-          <w:rFonts w:ascii="Consolas" w:cs="Consolas" w:eastAsia="Consolas" w:hAnsi="Consolas"/>
-          <w:b w:val="false"/>
-          <w:bCs w:val="false"/>
-          <w:color w:val="000000"/>
-          <w:sz w:val="18"/>
-          <w:szCs w:val="18"/>
-          <w:shd w:fill="F0F0F0" w:val="clear"/>
-        </w:rPr>
-        <w:t xml:space="preserve">090-1234-5678</w:t>
-      </w:r>
-      <w:r>
-        <w:rPr>
-          <w:rFonts w:ascii="MS Mincho" w:cs="MS Mincho" w:eastAsia="MS Mincho" w:hAnsi="MS Mincho"/>
-          <w:b w:val="false"/>
-          <w:bCs w:val="false"/>
-          <w:color w:val="000000"/>
-          <w:sz w:val="18"/>
-          <w:szCs w:val="18"/>
-        </w:rPr>
-        <w:t xml:space="preserve"> → </w:t>
-      </w:r>
-      <w:r>
-        <w:rPr>
-          <w:rFonts w:ascii="Consolas" w:cs="Consolas" w:eastAsia="Consolas" w:hAnsi="Consolas"/>
-          <w:b w:val="false"/>
-          <w:bCs w:val="false"/>
-          <w:color w:val="000000"/>
-          <w:sz w:val="18"/>
-          <w:szCs w:val="18"/>
-          <w:shd w:fill="F0F0F0" w:val="clear"/>
-        </w:rPr>
-        <w:t xml:space="preserve">p8109012345678@…</w:t>
-      </w:r>
-      <w:r>
-        <w:rPr>
-          <w:rFonts w:ascii="MS Mincho" w:cs="MS Mincho" w:eastAsia="MS Mincho" w:hAnsi="MS Mincho"/>
-          <w:b w:val="false"/>
-          <w:bCs w:val="false"/>
-          <w:color w:val="000000"/>
-          <w:sz w:val="18"/>
-          <w:szCs w:val="18"/>
-        </w:rPr>
-        <w:t xml:space="preserve">）。</w:t>
-      </w:r>
-      <w:r>
-        <w:rPr>
-          <w:rFonts w:ascii="MS Mincho" w:cs="MS Mincho" w:eastAsia="MS Mincho" w:hAnsi="MS Mincho"/>
-          <w:b/>
-          <w:bCs/>
-          <w:color w:val="000000"/>
-          <w:sz w:val="18"/>
-          <w:szCs w:val="18"/>
-        </w:rPr>
-        <w:t xml:space="preserve">作成日時で探すほうが確実です。</w:t>
+          <w:sz w:val="21"/>
+          <w:szCs w:val="21"/>
+        </w:rPr>
+        <w:t xml:space="preserve"> も含まれる点に注意してください。</w:t>
+      </w:r>
+      <w:r>
+        <w:rPr>
+          <w:rFonts w:ascii="MS Mincho" w:cs="MS Mincho" w:eastAsia="MS Mincho" w:hAnsi="MS Mincho"/>
+          <w:b/>
+          <w:bCs/>
+          <w:color w:val="000000"/>
+          <w:sz w:val="21"/>
+          <w:szCs w:val="21"/>
+        </w:rPr>
+        <w:t xml:space="preserve">どうしても判別できないときは、社員本人にもう一度電話番号の入力内容を確認してもらってください。</w:t>
+      </w:r>
+      <w:r>
+        <w:rPr>
+          <w:rFonts w:ascii="MS Mincho" w:cs="MS Mincho" w:eastAsia="MS Mincho" w:hAnsi="MS Mincho"/>
+          <w:b w:val="false"/>
+          <w:bCs w:val="false"/>
+          <w:color w:val="000000"/>
+          <w:sz w:val="21"/>
+          <w:szCs w:val="21"/>
+        </w:rPr>
+        <w:t xml:space="preserve"> 推測で進めてはいけません。</w:t>
       </w:r>
     </w:p>
     <w:p>
@@ -3617,7 +4141,7 @@
       <w:r>
         <w:drawing>
           <wp:inline distT="0" distB="0" distL="0" distR="0">
-            <wp:extent cx="5810250" cy="1876425"/>
+            <wp:extent cx="5810250" cy="2228850"/>
             <wp:effectExtent t="0" r="0" b="0" l="0"/>
             <wp:docPr id="1" name="" descr="" title=""/>
             <wp:cNvGraphicFramePr>
@@ -3642,7 +4166,7 @@
                   <pic:spPr bwMode="auto">
                     <a:xfrm>
                       <a:off x="0" y="0"/>
-                      <a:ext cx="5810250" cy="1876425"/>
+                      <a:ext cx="5810250" cy="2228850"/>
                     </a:xfrm>
                     <a:prstGeom prst="rect">
                       <a:avLst/>
@@ -3678,13 +4202,151 @@
       <w:r>
         <w:rPr>
           <w:rFonts w:ascii="MS Mincho" w:cs="MS Mincho" w:eastAsia="MS Mincho" w:hAnsi="MS Mincho"/>
-          <w:b w:val="false"/>
-          <w:bCs w:val="false"/>
-          <w:color w:val="000000"/>
-          <w:sz w:val="21"/>
-          <w:szCs w:val="21"/>
-        </w:rPr>
-        <w:t xml:space="preserve">念のため、いま誰が名簿に載っているかを確認します。SQL Editorに次を貼り付けて Run を押してください。</w:t>
+          <w:b/>
+          <w:bCs/>
+          <w:color w:val="000000"/>
+          <w:sz w:val="21"/>
+          <w:szCs w:val="21"/>
+        </w:rPr>
+        <w:t xml:space="preserve">そして必ず、意図した人が登録されたかを確認してください。</w:t>
+      </w:r>
+      <w:r>
+        <w:rPr>
+          <w:rFonts w:ascii="MS Mincho" w:cs="MS Mincho" w:eastAsia="MS Mincho" w:hAnsi="MS Mincho"/>
+          <w:b w:val="false"/>
+          <w:bCs w:val="false"/>
+          <w:color w:val="000000"/>
+          <w:sz w:val="21"/>
+          <w:szCs w:val="21"/>
+        </w:rPr>
+        <w:t xml:space="preserve"> SQL Editorに次を貼り付けて Run を押します。</w:t>
+      </w:r>
+    </w:p>
+    <w:p>
+      <w:pPr>
+        <w:keepNext/>
+        <w:keepLines/>
+        <w:pBdr>
+          <w:top w:val="single" w:color="D5D5D5" w:sz="6" w:space="6"/>
+          <w:left w:val="single" w:color="D5D5D5" w:sz="6" w:space="6"/>
+          <w:right w:val="single" w:color="D5D5D5" w:sz="6" w:space="6"/>
+        </w:pBdr>
+        <w:shd w:fill="F4F4F4" w:val="clear"/>
+        <w:spacing w:after="0" w:before="140" w:line="250" w:lineRule="auto"/>
+        <w:ind w:left="180" w:right="180"/>
+      </w:pPr>
+      <w:r>
+        <w:rPr>
+          <w:rFonts w:ascii="Consolas" w:cs="Consolas" w:eastAsia="Consolas" w:hAnsi="Consolas"/>
+          <w:sz w:val="18"/>
+          <w:szCs w:val="18"/>
+        </w:rPr>
+        <w:t xml:space="preserve">select s.id as "UID",</w:t>
+      </w:r>
+    </w:p>
+    <w:p>
+      <w:pPr>
+        <w:keepNext/>
+        <w:keepLines/>
+        <w:pBdr>
+          <w:left w:val="single" w:color="D5D5D5" w:sz="6" w:space="6"/>
+          <w:right w:val="single" w:color="D5D5D5" w:sz="6" w:space="6"/>
+        </w:pBdr>
+        <w:shd w:fill="F4F4F4" w:val="clear"/>
+        <w:spacing w:after="0" w:before="0" w:line="250" w:lineRule="auto"/>
+        <w:ind w:left="180" w:right="180"/>
+      </w:pPr>
+      <w:r>
+        <w:rPr>
+          <w:rFonts w:ascii="Consolas" w:cs="Consolas" w:eastAsia="Consolas" w:hAnsi="Consolas"/>
+          <w:sz w:val="18"/>
+          <w:szCs w:val="18"/>
+        </w:rPr>
+        <w:t xml:space="preserve">       s.name as "氏名",</w:t>
+      </w:r>
+    </w:p>
+    <w:p>
+      <w:pPr>
+        <w:keepNext/>
+        <w:keepLines/>
+        <w:pBdr>
+          <w:left w:val="single" w:color="D5D5D5" w:sz="6" w:space="6"/>
+          <w:right w:val="single" w:color="D5D5D5" w:sz="6" w:space="6"/>
+        </w:pBdr>
+        <w:shd w:fill="F4F4F4" w:val="clear"/>
+        <w:spacing w:after="0" w:before="0" w:line="250" w:lineRule="auto"/>
+        <w:ind w:left="180" w:right="180"/>
+      </w:pPr>
+      <w:r>
+        <w:rPr>
+          <w:rFonts w:ascii="Consolas" w:cs="Consolas" w:eastAsia="Consolas" w:hAnsi="Consolas"/>
+          <w:sz w:val="18"/>
+          <w:szCs w:val="18"/>
+        </w:rPr>
+        <w:t xml:space="preserve">       u.email as "ログイン用の内部アドレス（電話番号）",</w:t>
+      </w:r>
+    </w:p>
+    <w:p>
+      <w:pPr>
+        <w:keepNext/>
+        <w:keepLines/>
+        <w:pBdr>
+          <w:left w:val="single" w:color="D5D5D5" w:sz="6" w:space="6"/>
+          <w:right w:val="single" w:color="D5D5D5" w:sz="6" w:space="6"/>
+        </w:pBdr>
+        <w:shd w:fill="F4F4F4" w:val="clear"/>
+        <w:spacing w:after="0" w:before="0" w:line="250" w:lineRule="auto"/>
+        <w:ind w:left="180" w:right="180"/>
+      </w:pPr>
+      <w:r>
+        <w:rPr>
+          <w:rFonts w:ascii="Consolas" w:cs="Consolas" w:eastAsia="Consolas" w:hAnsi="Consolas"/>
+          <w:sz w:val="18"/>
+          <w:szCs w:val="18"/>
+        </w:rPr>
+        <w:t xml:space="preserve">       s.created_at as "登録日時"</w:t>
+      </w:r>
+    </w:p>
+    <w:p>
+      <w:pPr>
+        <w:keepNext/>
+        <w:keepLines/>
+        <w:pBdr>
+          <w:left w:val="single" w:color="D5D5D5" w:sz="6" w:space="6"/>
+          <w:right w:val="single" w:color="D5D5D5" w:sz="6" w:space="6"/>
+        </w:pBdr>
+        <w:shd w:fill="F4F4F4" w:val="clear"/>
+        <w:spacing w:after="0" w:before="0" w:line="250" w:lineRule="auto"/>
+        <w:ind w:left="180" w:right="180"/>
+      </w:pPr>
+      <w:r>
+        <w:rPr>
+          <w:rFonts w:ascii="Consolas" w:cs="Consolas" w:eastAsia="Consolas" w:hAnsi="Consolas"/>
+          <w:sz w:val="18"/>
+          <w:szCs w:val="18"/>
+        </w:rPr>
+        <w:t xml:space="preserve">from staff_users s</w:t>
+      </w:r>
+    </w:p>
+    <w:p>
+      <w:pPr>
+        <w:keepNext/>
+        <w:keepLines/>
+        <w:pBdr>
+          <w:left w:val="single" w:color="D5D5D5" w:sz="6" w:space="6"/>
+          <w:right w:val="single" w:color="D5D5D5" w:sz="6" w:space="6"/>
+        </w:pBdr>
+        <w:shd w:fill="F4F4F4" w:val="clear"/>
+        <w:spacing w:after="0" w:before="0" w:line="250" w:lineRule="auto"/>
+        <w:ind w:left="180" w:right="180"/>
+      </w:pPr>
+      <w:r>
+        <w:rPr>
+          <w:rFonts w:ascii="Consolas" w:cs="Consolas" w:eastAsia="Consolas" w:hAnsi="Consolas"/>
+          <w:sz w:val="18"/>
+          <w:szCs w:val="18"/>
+        </w:rPr>
+        <w:t xml:space="preserve">join auth.users u on u.id = s.id</w:t>
       </w:r>
     </w:p>
     <w:p>
@@ -3692,13 +4354,12 @@
         <w:keepNext w:val="false"/>
         <w:keepLines/>
         <w:pBdr>
-          <w:top w:val="single" w:color="D5D5D5" w:sz="6" w:space="6"/>
           <w:bottom w:val="single" w:color="D5D5D5" w:sz="6" w:space="6"/>
           <w:left w:val="single" w:color="D5D5D5" w:sz="6" w:space="6"/>
           <w:right w:val="single" w:color="D5D5D5" w:sz="6" w:space="6"/>
         </w:pBdr>
         <w:shd w:fill="F4F4F4" w:val="clear"/>
-        <w:spacing w:after="220" w:before="140" w:line="250" w:lineRule="auto"/>
+        <w:spacing w:after="220" w:before="0" w:line="250" w:lineRule="auto"/>
         <w:ind w:left="180" w:right="180"/>
       </w:pPr>
       <w:r>
@@ -3707,7 +4368,7 @@
           <w:sz w:val="18"/>
           <w:szCs w:val="18"/>
         </w:rPr>
-        <w:t xml:space="preserve">select name, email, created_at from staff_users order by created_at;</w:t>
+        <w:t xml:space="preserve">order by s.created_at;</w:t>
       </w:r>
     </w:p>
     <w:p>
@@ -3718,13 +4379,63 @@
       <w:r>
         <w:rPr>
           <w:rFonts w:ascii="MS Mincho" w:cs="MS Mincho" w:eastAsia="MS Mincho" w:hAnsi="MS Mincho"/>
-          <w:b w:val="false"/>
-          <w:bCs w:val="false"/>
-          <w:color w:val="000000"/>
-          <w:sz w:val="21"/>
-          <w:szCs w:val="21"/>
-        </w:rPr>
-        <w:t xml:space="preserve">登録した社員の名前が一覧に出ていれば成功です。</w:t>
+          <w:b/>
+          <w:bCs/>
+          <w:color w:val="000000"/>
+          <w:sz w:val="21"/>
+          <w:szCs w:val="21"/>
+        </w:rPr>
+        <w:t xml:space="preserve">「ログイン用の内部アドレス」に、その社員の電話番号の数字が入っていることを確認してください。</w:t>
+      </w:r>
+      <w:r>
+        <w:rPr>
+          <w:rFonts w:ascii="MS Mincho" w:cs="MS Mincho" w:eastAsia="MS Mincho" w:hAnsi="MS Mincho"/>
+          <w:b w:val="false"/>
+          <w:bCs w:val="false"/>
+          <w:color w:val="000000"/>
+          <w:sz w:val="21"/>
+          <w:szCs w:val="21"/>
+        </w:rPr>
+        <w:t xml:space="preserve"> ここが違う番号になっていたら、</w:t>
+      </w:r>
+      <w:r>
+        <w:rPr>
+          <w:rFonts w:ascii="MS Mincho" w:cs="MS Mincho" w:eastAsia="MS Mincho" w:hAnsi="MS Mincho"/>
+          <w:b/>
+          <w:bCs/>
+          <w:color w:val="000000"/>
+          <w:sz w:val="21"/>
+          <w:szCs w:val="21"/>
+        </w:rPr>
+        <w:t xml:space="preserve">別人に管理画面の権限を与えてしまっています。</w:t>
+      </w:r>
+      <w:r>
+        <w:rPr>
+          <w:rFonts w:ascii="MS Mincho" w:cs="MS Mincho" w:eastAsia="MS Mincho" w:hAnsi="MS Mincho"/>
+          <w:b w:val="false"/>
+          <w:bCs w:val="false"/>
+          <w:color w:val="000000"/>
+          <w:sz w:val="21"/>
+          <w:szCs w:val="21"/>
+        </w:rPr>
+        <w:t xml:space="preserve"> すぐに第7章の手順でその行を解除し、ステップ2からやり直してください。</w:t>
+      </w:r>
+    </w:p>
+    <w:p>
+      <w:pPr>
+        <w:spacing w:after="120" w:line="300" w:lineRule="auto"/>
+        <w:jc w:val="both"/>
+      </w:pPr>
+      <w:r>
+        <w:rPr>
+          <w:rFonts w:ascii="MS Mincho" w:cs="MS Mincho" w:eastAsia="MS Mincho" w:hAnsi="MS Mincho"/>
+          <w:b w:val="false"/>
+          <w:bCs w:val="false"/>
+          <w:color w:val="000000"/>
+          <w:sz w:val="21"/>
+          <w:szCs w:val="21"/>
+        </w:rPr>
+        <w:t xml:space="preserve">この確認は、社員を登録するたびに毎回行ってください。</w:t>
       </w:r>
     </w:p>
     <w:p>
@@ -3940,36 +4651,130 @@
       <w:r>
         <w:rPr>
           <w:rFonts w:ascii="MS Mincho" w:cs="MS Mincho" w:eastAsia="MS Mincho" w:hAnsi="MS Mincho"/>
-          <w:b w:val="false"/>
-          <w:bCs w:val="false"/>
-          <w:color w:val="000000"/>
-          <w:sz w:val="21"/>
-          <w:szCs w:val="21"/>
-        </w:rPr>
-        <w:t xml:space="preserve">SQL Editorで次を実行します（</w:t>
-      </w:r>
-      <w:r>
-        <w:rPr>
-          <w:rFonts w:ascii="Consolas" w:cs="Consolas" w:eastAsia="Consolas" w:hAnsi="Consolas"/>
-          <w:b w:val="false"/>
-          <w:bCs w:val="false"/>
-          <w:color w:val="000000"/>
-          <w:sz w:val="18"/>
-          <w:szCs w:val="18"/>
-          <w:shd w:fill="F0F0F0" w:val="clear"/>
-        </w:rPr>
-        <w:t xml:space="preserve">名前</w:t>
-      </w:r>
-      <w:r>
-        <w:rPr>
-          <w:rFonts w:ascii="MS Mincho" w:cs="MS Mincho" w:eastAsia="MS Mincho" w:hAnsi="MS Mincho"/>
-          <w:b w:val="false"/>
-          <w:bCs w:val="false"/>
-          <w:color w:val="000000"/>
-          <w:sz w:val="21"/>
-          <w:szCs w:val="21"/>
-        </w:rPr>
-        <w:t xml:space="preserve"> の部分を、解除したい人の氏名に書き換えてください）。</w:t>
+          <w:b/>
+          <w:bCs/>
+          <w:color w:val="000000"/>
+          <w:sz w:val="21"/>
+          <w:szCs w:val="21"/>
+        </w:rPr>
+        <w:t xml:space="preserve">解除は「氏名」ではなく「UID」で行ってください。</w:t>
+      </w:r>
+      <w:r>
+        <w:rPr>
+          <w:rFonts w:ascii="MS Mincho" w:cs="MS Mincho" w:eastAsia="MS Mincho" w:hAnsi="MS Mincho"/>
+          <w:b w:val="false"/>
+          <w:bCs w:val="false"/>
+          <w:color w:val="000000"/>
+          <w:sz w:val="21"/>
+          <w:szCs w:val="21"/>
+        </w:rPr>
+        <w:t xml:space="preserve"> 氏名で消すと、</w:t>
+      </w:r>
+      <w:r>
+        <w:rPr>
+          <w:rFonts w:ascii="MS Mincho" w:cs="MS Mincho" w:eastAsia="MS Mincho" w:hAnsi="MS Mincho"/>
+          <w:b/>
+          <w:bCs/>
+          <w:color w:val="000000"/>
+          <w:sz w:val="21"/>
+          <w:szCs w:val="21"/>
+        </w:rPr>
+        <w:t xml:space="preserve">同姓同名の社員がいた場合に、まだ在籍している人の権限まで一緒に消えてしまいます</w:t>
+      </w:r>
+      <w:r>
+        <w:rPr>
+          <w:rFonts w:ascii="MS Mincho" w:cs="MS Mincho" w:eastAsia="MS Mincho" w:hAnsi="MS Mincho"/>
+          <w:b w:val="false"/>
+          <w:bCs w:val="false"/>
+          <w:color w:val="000000"/>
+          <w:sz w:val="21"/>
+          <w:szCs w:val="21"/>
+        </w:rPr>
+        <w:t xml:space="preserve">（氏名は重複しても登録できるためです）。</w:t>
+      </w:r>
+    </w:p>
+    <w:p>
+      <w:pPr>
+        <w:spacing w:after="120" w:line="300" w:lineRule="auto"/>
+        <w:jc w:val="both"/>
+      </w:pPr>
+      <w:r>
+        <w:rPr>
+          <w:rFonts w:ascii="MS Mincho" w:cs="MS Mincho" w:eastAsia="MS Mincho" w:hAnsi="MS Mincho"/>
+          <w:b/>
+          <w:bCs/>
+          <w:color w:val="000000"/>
+          <w:sz w:val="21"/>
+          <w:szCs w:val="21"/>
+        </w:rPr>
+        <w:t xml:space="preserve">手順は2段階です。</w:t>
+      </w:r>
+    </w:p>
+    <w:p>
+      <w:pPr>
+        <w:spacing w:after="120" w:line="300" w:lineRule="auto"/>
+        <w:jc w:val="both"/>
+      </w:pPr>
+      <w:r>
+        <w:rPr>
+          <w:rFonts w:ascii="MS Mincho" w:cs="MS Mincho" w:eastAsia="MS Mincho" w:hAnsi="MS Mincho"/>
+          <w:b/>
+          <w:bCs/>
+          <w:color w:val="000000"/>
+          <w:sz w:val="21"/>
+          <w:szCs w:val="21"/>
+        </w:rPr>
+        <w:t xml:space="preserve">① まず、誰を解除するのかをUIDで特定する。</w:t>
+      </w:r>
+      <w:r>
+        <w:rPr>
+          <w:rFonts w:ascii="MS Mincho" w:cs="MS Mincho" w:eastAsia="MS Mincho" w:hAnsi="MS Mincho"/>
+          <w:b w:val="false"/>
+          <w:bCs w:val="false"/>
+          <w:color w:val="000000"/>
+          <w:sz w:val="21"/>
+          <w:szCs w:val="21"/>
+        </w:rPr>
+        <w:t xml:space="preserve"> 第6章の確認用SQLを実行し、解除したい人の行の </w:t>
+      </w:r>
+      <w:r>
+        <w:rPr>
+          <w:rFonts w:ascii="MS Mincho" w:cs="MS Mincho" w:eastAsia="MS Mincho" w:hAnsi="MS Mincho"/>
+          <w:b/>
+          <w:bCs/>
+          <w:color w:val="000000"/>
+          <w:sz w:val="21"/>
+          <w:szCs w:val="21"/>
+        </w:rPr>
+        <w:t xml:space="preserve">UID</w:t>
+      </w:r>
+      <w:r>
+        <w:rPr>
+          <w:rFonts w:ascii="MS Mincho" w:cs="MS Mincho" w:eastAsia="MS Mincho" w:hAnsi="MS Mincho"/>
+          <w:b w:val="false"/>
+          <w:bCs w:val="false"/>
+          <w:color w:val="000000"/>
+          <w:sz w:val="21"/>
+          <w:szCs w:val="21"/>
+        </w:rPr>
+        <w:t xml:space="preserve"> をコピーします。「ログイン用の内部アドレス」の電話番号で、その人が本人であることを必ず確かめてください。</w:t>
+      </w:r>
+    </w:p>
+    <w:p>
+      <w:pPr>
+        <w:spacing w:after="120" w:line="300" w:lineRule="auto"/>
+        <w:jc w:val="both"/>
+      </w:pPr>
+      <w:r>
+        <w:rPr>
+          <w:rFonts w:ascii="MS Mincho" w:cs="MS Mincho" w:eastAsia="MS Mincho" w:hAnsi="MS Mincho"/>
+          <w:b/>
+          <w:bCs/>
+          <w:color w:val="000000"/>
+          <w:sz w:val="21"/>
+          <w:szCs w:val="21"/>
+        </w:rPr>
+        <w:t xml:space="preserve">② そのUIDを指定して解除する。</w:t>
       </w:r>
     </w:p>
     <w:p>
@@ -3992,7 +4797,7 @@
           <w:sz w:val="18"/>
           <w:szCs w:val="18"/>
         </w:rPr>
-        <w:t xml:space="preserve">delete from staff_users where name = '田中 太郎';</w:t>
+        <w:t xml:space="preserve">delete from staff_users where id = 'ここに解除する人のUID';</w:t>
       </w:r>
     </w:p>
     <w:p>
@@ -4009,7 +4814,29 @@
           <w:sz w:val="21"/>
           <w:szCs w:val="21"/>
         </w:rPr>
-        <w:t xml:space="preserve">実行後、確認用のSQL（第6章）でその人が消えていることを必ず確かめてください。</w:t>
+        <w:t xml:space="preserve">実行後、もう一度第6章の確認用SQLを実行し、</w:t>
+      </w:r>
+      <w:r>
+        <w:rPr>
+          <w:rFonts w:ascii="MS Mincho" w:cs="MS Mincho" w:eastAsia="MS Mincho" w:hAnsi="MS Mincho"/>
+          <w:b/>
+          <w:bCs/>
+          <w:color w:val="000000"/>
+          <w:sz w:val="21"/>
+          <w:szCs w:val="21"/>
+        </w:rPr>
+        <w:t xml:space="preserve">その人が一覧から消えていること・他の社員が残っていること</w:t>
+      </w:r>
+      <w:r>
+        <w:rPr>
+          <w:rFonts w:ascii="MS Mincho" w:cs="MS Mincho" w:eastAsia="MS Mincho" w:hAnsi="MS Mincho"/>
+          <w:b w:val="false"/>
+          <w:bCs w:val="false"/>
+          <w:color w:val="000000"/>
+          <w:sz w:val="21"/>
+          <w:szCs w:val="21"/>
+        </w:rPr>
+        <w:t xml:space="preserve">の両方を必ず確かめてください。</w:t>
       </w:r>
     </w:p>
     <w:p>
@@ -4943,7 +5770,95 @@
           <w:sz w:val="21"/>
           <w:szCs w:val="21"/>
         </w:rPr>
+        <w:t xml:space="preserve">登録したら毎回、第6章の確認用SQLで「電話番号が本人のものか」を確かめてください。</w:t>
+      </w:r>
+      <w:r>
+        <w:rPr>
+          <w:rFonts w:ascii="MS Mincho" w:cs="MS Mincho" w:eastAsia="MS Mincho" w:hAnsi="MS Mincho"/>
+          <w:b w:val="false"/>
+          <w:bCs w:val="false"/>
+          <w:color w:val="000000"/>
+          <w:sz w:val="21"/>
+          <w:szCs w:val="21"/>
+        </w:rPr>
+        <w:t xml:space="preserve"> 一般の求職者も同じ利用者一覧に並ぶため、行を取り違えると</w:t>
+      </w:r>
+      <w:r>
+        <w:rPr>
+          <w:rFonts w:ascii="MS Mincho" w:cs="MS Mincho" w:eastAsia="MS Mincho" w:hAnsi="MS Mincho"/>
+          <w:b/>
+          <w:bCs/>
+          <w:color w:val="000000"/>
+          <w:sz w:val="21"/>
+          <w:szCs w:val="21"/>
+        </w:rPr>
+        <w:t xml:space="preserve">赤の他人に全会員の個人情報を渡してしまいます</w:t>
+      </w:r>
+      <w:r>
+        <w:rPr>
+          <w:rFonts w:ascii="MS Mincho" w:cs="MS Mincho" w:eastAsia="MS Mincho" w:hAnsi="MS Mincho"/>
+          <w:b w:val="false"/>
+          <w:bCs w:val="false"/>
+          <w:color w:val="000000"/>
+          <w:sz w:val="21"/>
+          <w:szCs w:val="21"/>
+        </w:rPr>
+        <w:t xml:space="preserve">。作成日時の新しさだけで判断してはいけません。</w:t>
+      </w:r>
+    </w:p>
+    <w:p>
+      <w:pPr>
+        <w:pStyle w:val="ListParagraph"/>
+        <w:numPr>
+          <w:ilvl w:val="0"/>
+          <w:numId w:val="6"/>
+        </w:numPr>
+        <w:spacing w:after="80" w:line="290" w:lineRule="auto"/>
+        <w:jc w:val="both"/>
+      </w:pPr>
+      <w:r>
+        <w:rPr>
+          <w:rFonts w:ascii="MS Mincho" w:cs="MS Mincho" w:eastAsia="MS Mincho" w:hAnsi="MS Mincho"/>
+          <w:b/>
+          <w:bCs/>
+          <w:color w:val="000000"/>
+          <w:sz w:val="21"/>
+          <w:szCs w:val="21"/>
+        </w:rPr>
         <w:t xml:space="preserve">退職・異動時は必ず第7章の解除を行ってください。</w:t>
+      </w:r>
+      <w:r>
+        <w:rPr>
+          <w:rFonts w:ascii="MS Mincho" w:cs="MS Mincho" w:eastAsia="MS Mincho" w:hAnsi="MS Mincho"/>
+          <w:b w:val="false"/>
+          <w:bCs w:val="false"/>
+          <w:color w:val="000000"/>
+          <w:sz w:val="21"/>
+          <w:szCs w:val="21"/>
+        </w:rPr>
+        <w:t xml:space="preserve">（解除は氏名ではなく</w:t>
+      </w:r>
+      <w:r>
+        <w:rPr>
+          <w:rFonts w:ascii="MS Mincho" w:cs="MS Mincho" w:eastAsia="MS Mincho" w:hAnsi="MS Mincho"/>
+          <w:b/>
+          <w:bCs/>
+          <w:color w:val="000000"/>
+          <w:sz w:val="21"/>
+          <w:szCs w:val="21"/>
+        </w:rPr>
+        <w:t xml:space="preserve">UID</w:t>
+      </w:r>
+      <w:r>
+        <w:rPr>
+          <w:rFonts w:ascii="MS Mincho" w:cs="MS Mincho" w:eastAsia="MS Mincho" w:hAnsi="MS Mincho"/>
+          <w:b w:val="false"/>
+          <w:bCs w:val="false"/>
+          <w:color w:val="000000"/>
+          <w:sz w:val="21"/>
+          <w:szCs w:val="21"/>
+        </w:rPr>
+        <w:t xml:space="preserve">で。同姓同名の社員がいると、在籍者の権限まで消えます）</w:t>
       </w:r>
     </w:p>
     <w:p>
@@ -6146,7 +7061,173 @@
           <w:sz w:val="21"/>
           <w:szCs w:val="21"/>
         </w:rPr>
-        <w:t xml:space="preserve">スタッフ一覧を確認する</w:t>
+        <w:t xml:space="preserve">スタッフ一覧を確認する（登録後は毎回これで本人確認をする）</w:t>
+      </w:r>
+    </w:p>
+    <w:p>
+      <w:pPr>
+        <w:keepNext/>
+        <w:keepLines/>
+        <w:pBdr>
+          <w:top w:val="single" w:color="D5D5D5" w:sz="6" w:space="6"/>
+          <w:left w:val="single" w:color="D5D5D5" w:sz="6" w:space="6"/>
+          <w:right w:val="single" w:color="D5D5D5" w:sz="6" w:space="6"/>
+        </w:pBdr>
+        <w:shd w:fill="F4F4F4" w:val="clear"/>
+        <w:spacing w:after="0" w:before="140" w:line="250" w:lineRule="auto"/>
+        <w:ind w:left="180" w:right="180"/>
+      </w:pPr>
+      <w:r>
+        <w:rPr>
+          <w:rFonts w:ascii="Consolas" w:cs="Consolas" w:eastAsia="Consolas" w:hAnsi="Consolas"/>
+          <w:sz w:val="18"/>
+          <w:szCs w:val="18"/>
+        </w:rPr>
+        <w:t xml:space="preserve">select s.id as "UID",</w:t>
+      </w:r>
+    </w:p>
+    <w:p>
+      <w:pPr>
+        <w:keepNext/>
+        <w:keepLines/>
+        <w:pBdr>
+          <w:left w:val="single" w:color="D5D5D5" w:sz="6" w:space="6"/>
+          <w:right w:val="single" w:color="D5D5D5" w:sz="6" w:space="6"/>
+        </w:pBdr>
+        <w:shd w:fill="F4F4F4" w:val="clear"/>
+        <w:spacing w:after="0" w:before="0" w:line="250" w:lineRule="auto"/>
+        <w:ind w:left="180" w:right="180"/>
+      </w:pPr>
+      <w:r>
+        <w:rPr>
+          <w:rFonts w:ascii="Consolas" w:cs="Consolas" w:eastAsia="Consolas" w:hAnsi="Consolas"/>
+          <w:sz w:val="18"/>
+          <w:szCs w:val="18"/>
+        </w:rPr>
+        <w:t xml:space="preserve">       s.name as "氏名",</w:t>
+      </w:r>
+    </w:p>
+    <w:p>
+      <w:pPr>
+        <w:keepNext/>
+        <w:keepLines/>
+        <w:pBdr>
+          <w:left w:val="single" w:color="D5D5D5" w:sz="6" w:space="6"/>
+          <w:right w:val="single" w:color="D5D5D5" w:sz="6" w:space="6"/>
+        </w:pBdr>
+        <w:shd w:fill="F4F4F4" w:val="clear"/>
+        <w:spacing w:after="0" w:before="0" w:line="250" w:lineRule="auto"/>
+        <w:ind w:left="180" w:right="180"/>
+      </w:pPr>
+      <w:r>
+        <w:rPr>
+          <w:rFonts w:ascii="Consolas" w:cs="Consolas" w:eastAsia="Consolas" w:hAnsi="Consolas"/>
+          <w:sz w:val="18"/>
+          <w:szCs w:val="18"/>
+        </w:rPr>
+        <w:t xml:space="preserve">       u.email as "ログイン用の内部アドレス（電話番号）",</w:t>
+      </w:r>
+    </w:p>
+    <w:p>
+      <w:pPr>
+        <w:keepNext/>
+        <w:keepLines/>
+        <w:pBdr>
+          <w:left w:val="single" w:color="D5D5D5" w:sz="6" w:space="6"/>
+          <w:right w:val="single" w:color="D5D5D5" w:sz="6" w:space="6"/>
+        </w:pBdr>
+        <w:shd w:fill="F4F4F4" w:val="clear"/>
+        <w:spacing w:after="0" w:before="0" w:line="250" w:lineRule="auto"/>
+        <w:ind w:left="180" w:right="180"/>
+      </w:pPr>
+      <w:r>
+        <w:rPr>
+          <w:rFonts w:ascii="Consolas" w:cs="Consolas" w:eastAsia="Consolas" w:hAnsi="Consolas"/>
+          <w:sz w:val="18"/>
+          <w:szCs w:val="18"/>
+        </w:rPr>
+        <w:t xml:space="preserve">       s.created_at as "登録日時"</w:t>
+      </w:r>
+    </w:p>
+    <w:p>
+      <w:pPr>
+        <w:keepNext/>
+        <w:keepLines/>
+        <w:pBdr>
+          <w:left w:val="single" w:color="D5D5D5" w:sz="6" w:space="6"/>
+          <w:right w:val="single" w:color="D5D5D5" w:sz="6" w:space="6"/>
+        </w:pBdr>
+        <w:shd w:fill="F4F4F4" w:val="clear"/>
+        <w:spacing w:after="0" w:before="0" w:line="250" w:lineRule="auto"/>
+        <w:ind w:left="180" w:right="180"/>
+      </w:pPr>
+      <w:r>
+        <w:rPr>
+          <w:rFonts w:ascii="Consolas" w:cs="Consolas" w:eastAsia="Consolas" w:hAnsi="Consolas"/>
+          <w:sz w:val="18"/>
+          <w:szCs w:val="18"/>
+        </w:rPr>
+        <w:t xml:space="preserve">from staff_users s</w:t>
+      </w:r>
+    </w:p>
+    <w:p>
+      <w:pPr>
+        <w:keepNext/>
+        <w:keepLines/>
+        <w:pBdr>
+          <w:left w:val="single" w:color="D5D5D5" w:sz="6" w:space="6"/>
+          <w:right w:val="single" w:color="D5D5D5" w:sz="6" w:space="6"/>
+        </w:pBdr>
+        <w:shd w:fill="F4F4F4" w:val="clear"/>
+        <w:spacing w:after="0" w:before="0" w:line="250" w:lineRule="auto"/>
+        <w:ind w:left="180" w:right="180"/>
+      </w:pPr>
+      <w:r>
+        <w:rPr>
+          <w:rFonts w:ascii="Consolas" w:cs="Consolas" w:eastAsia="Consolas" w:hAnsi="Consolas"/>
+          <w:sz w:val="18"/>
+          <w:szCs w:val="18"/>
+        </w:rPr>
+        <w:t xml:space="preserve">join auth.users u on u.id = s.id</w:t>
+      </w:r>
+    </w:p>
+    <w:p>
+      <w:pPr>
+        <w:keepNext w:val="false"/>
+        <w:keepLines/>
+        <w:pBdr>
+          <w:bottom w:val="single" w:color="D5D5D5" w:sz="6" w:space="6"/>
+          <w:left w:val="single" w:color="D5D5D5" w:sz="6" w:space="6"/>
+          <w:right w:val="single" w:color="D5D5D5" w:sz="6" w:space="6"/>
+        </w:pBdr>
+        <w:shd w:fill="F4F4F4" w:val="clear"/>
+        <w:spacing w:after="220" w:before="0" w:line="250" w:lineRule="auto"/>
+        <w:ind w:left="180" w:right="180"/>
+      </w:pPr>
+      <w:r>
+        <w:rPr>
+          <w:rFonts w:ascii="Consolas" w:cs="Consolas" w:eastAsia="Consolas" w:hAnsi="Consolas"/>
+          <w:sz w:val="18"/>
+          <w:szCs w:val="18"/>
+        </w:rPr>
+        <w:t xml:space="preserve">order by s.created_at;</w:t>
+      </w:r>
+    </w:p>
+    <w:p>
+      <w:pPr>
+        <w:spacing w:after="120" w:line="300" w:lineRule="auto"/>
+        <w:jc w:val="both"/>
+      </w:pPr>
+      <w:r>
+        <w:rPr>
+          <w:rFonts w:ascii="MS Mincho" w:cs="MS Mincho" w:eastAsia="MS Mincho" w:hAnsi="MS Mincho"/>
+          <w:b/>
+          <w:bCs/>
+          <w:color w:val="000000"/>
+          <w:sz w:val="21"/>
+          <w:szCs w:val="21"/>
+        </w:rPr>
+        <w:t xml:space="preserve">スタッフを解除する（氏名ではなく必ずUIDで）</w:t>
       </w:r>
     </w:p>
     <w:p>
@@ -6169,47 +7250,7 @@
           <w:sz w:val="18"/>
           <w:szCs w:val="18"/>
         </w:rPr>
-        <w:t xml:space="preserve">select name, email, created_at from staff_users order by created_at;</w:t>
-      </w:r>
-    </w:p>
-    <w:p>
-      <w:pPr>
-        <w:spacing w:after="120" w:line="300" w:lineRule="auto"/>
-        <w:jc w:val="both"/>
-      </w:pPr>
-      <w:r>
-        <w:rPr>
-          <w:rFonts w:ascii="MS Mincho" w:cs="MS Mincho" w:eastAsia="MS Mincho" w:hAnsi="MS Mincho"/>
-          <w:b/>
-          <w:bCs/>
-          <w:color w:val="000000"/>
-          <w:sz w:val="21"/>
-          <w:szCs w:val="21"/>
-        </w:rPr>
-        <w:t xml:space="preserve">スタッフを解除する</w:t>
-      </w:r>
-    </w:p>
-    <w:p>
-      <w:pPr>
-        <w:keepNext w:val="false"/>
-        <w:keepLines/>
-        <w:pBdr>
-          <w:top w:val="single" w:color="D5D5D5" w:sz="6" w:space="6"/>
-          <w:bottom w:val="single" w:color="D5D5D5" w:sz="6" w:space="6"/>
-          <w:left w:val="single" w:color="D5D5D5" w:sz="6" w:space="6"/>
-          <w:right w:val="single" w:color="D5D5D5" w:sz="6" w:space="6"/>
-        </w:pBdr>
-        <w:shd w:fill="F4F4F4" w:val="clear"/>
-        <w:spacing w:after="220" w:before="140" w:line="250" w:lineRule="auto"/>
-        <w:ind w:left="180" w:right="180"/>
-      </w:pPr>
-      <w:r>
-        <w:rPr>
-          <w:rFonts w:ascii="Consolas" w:cs="Consolas" w:eastAsia="Consolas" w:hAnsi="Consolas"/>
-          <w:sz w:val="18"/>
-          <w:szCs w:val="18"/>
-        </w:rPr>
-        <w:t xml:space="preserve">delete from staff_users where name = '氏名';</w:t>
+        <w:t xml:space="preserve">delete from staff_users where id = 'ここに解除する人のUID';</w:t>
       </w:r>
     </w:p>
     <w:p>

--- a/docs/ops/export/管理者マニュアル_社員をスタッフ登録する.docx
+++ b/docs/ops/export/管理者マニュアル_社員をスタッフ登録する.docx
@@ -366,150 +366,6 @@
                 <w:szCs w:val="18"/>
               </w:rPr>
               <w:t xml:space="preserve">2026年7月25日</w:t>
-            </w:r>
-          </w:p>
-        </w:tc>
-      </w:tr>
-    </w:tbl>
-    <w:p>
-      <w:pPr>
-        <w:spacing w:after="100" w:before="500"/>
-        <w:jc w:val="center"/>
-      </w:pPr>
-      <w:r>
-        <w:rPr>
-          <w:rFonts w:ascii="MS Gothic" w:cs="MS Gothic" w:eastAsia="MS Gothic" w:hAnsi="MS Gothic"/>
-          <w:b/>
-          <w:bCs/>
-          <w:color w:val="595959"/>
-          <w:sz w:val="18"/>
-          <w:szCs w:val="18"/>
-        </w:rPr>
-        <w:t xml:space="preserve">本書の読み方（凡例）</w:t>
-      </w:r>
-    </w:p>
-    <w:tbl>
-      <w:tblPr>
-        <w:tblW w:type="dxa" w:w="8000"/>
-        <w:jc w:val="center"/>
-        <w:tblBorders>
-          <w:top w:val="single" w:color="auto" w:sz="4"/>
-          <w:left w:val="single" w:color="auto" w:sz="4"/>
-          <w:bottom w:val="single" w:color="auto" w:sz="4"/>
-          <w:right w:val="single" w:color="auto" w:sz="4"/>
-          <w:insideH w:val="single" w:color="auto" w:sz="4"/>
-          <w:insideV w:val="single" w:color="auto" w:sz="4"/>
-        </w:tblBorders>
-      </w:tblPr>
-      <w:tblGrid>
-        <w:gridCol w:w="1800"/>
-        <w:gridCol w:w="6200"/>
-      </w:tblGrid>
-      <w:tr>
-        <w:tc>
-          <w:tcPr>
-            <w:tcW w:type="dxa" w:w="1800"/>
-            <w:tcMar>
-              <w:top w:type="dxa" w:w="60"/>
-              <w:left w:type="dxa" w:w="120"/>
-              <w:bottom w:type="dxa" w:w="60"/>
-              <w:right w:type="dxa" w:w="120"/>
-            </w:tcMar>
-          </w:tcPr>
-          <w:p>
-            <w:pPr>
-              <w:spacing w:after="0"/>
-              <w:jc w:val="center"/>
-            </w:pPr>
-            <w:r>
-              <w:rPr>
-                <w:rFonts w:ascii="MS Mincho" w:cs="MS Mincho" w:eastAsia="MS Mincho" w:hAnsi="MS Mincho"/>
-                <w:b w:val="false"/>
-                <w:bCs w:val="false"/>
-                <w:color w:val="000000"/>
-                <w:sz w:val="18"/>
-                <w:szCs w:val="18"/>
-                <w:shd w:fill="EFEFEF" w:val="clear"/>
-              </w:rPr>
-              <w:t xml:space="preserve">〔　　　〕</w:t>
-            </w:r>
-          </w:p>
-        </w:tc>
-        <w:tc>
-          <w:tcPr>
-            <w:tcW w:type="dxa" w:w="6200"/>
-            <w:tcMar>
-              <w:top w:type="dxa" w:w="60"/>
-              <w:left w:type="dxa" w:w="120"/>
-              <w:bottom w:type="dxa" w:w="60"/>
-              <w:right w:type="dxa" w:w="120"/>
-            </w:tcMar>
-          </w:tcPr>
-          <w:p>
-            <w:pPr>
-              <w:spacing w:after="0"/>
-            </w:pPr>
-            <w:r>
-              <w:rPr>
-                <w:sz w:val="18"/>
-                <w:szCs w:val="18"/>
-              </w:rPr>
-              <w:t xml:space="preserve">事業者が確定・記入する箇所です（薄いグレーの網掛け）。</w:t>
-            </w:r>
-          </w:p>
-        </w:tc>
-      </w:tr>
-      <w:tr>
-        <w:tc>
-          <w:tcPr>
-            <w:tcW w:type="dxa" w:w="1800"/>
-            <w:tcMar>
-              <w:top w:type="dxa" w:w="60"/>
-              <w:left w:type="dxa" w:w="120"/>
-              <w:bottom w:type="dxa" w:w="60"/>
-              <w:right w:type="dxa" w:w="120"/>
-            </w:tcMar>
-          </w:tcPr>
-          <w:p>
-            <w:pPr>
-              <w:spacing w:after="0"/>
-              <w:jc w:val="center"/>
-            </w:pPr>
-            <w:r>
-              <w:rPr>
-                <w:rFonts w:ascii="MS Mincho" w:cs="MS Mincho" w:eastAsia="MS Mincho" w:hAnsi="MS Mincho"/>
-                <w:b/>
-                <w:bCs/>
-                <w:color w:val="000000"/>
-                <w:sz w:val="18"/>
-                <w:szCs w:val="18"/>
-                <w:highlight w:val="yellow"/>
-                <w:highlightCs w:val="yellow"/>
-              </w:rPr>
-              <w:t xml:space="preserve">【要確認】</w:t>
-            </w:r>
-          </w:p>
-        </w:tc>
-        <w:tc>
-          <w:tcPr>
-            <w:tcW w:type="dxa" w:w="6200"/>
-            <w:tcMar>
-              <w:top w:type="dxa" w:w="60"/>
-              <w:left w:type="dxa" w:w="120"/>
-              <w:bottom w:type="dxa" w:w="60"/>
-              <w:right w:type="dxa" w:w="120"/>
-            </w:tcMar>
-          </w:tcPr>
-          <w:p>
-            <w:pPr>
-              <w:spacing w:after="0"/>
-            </w:pPr>
-            <w:r>
-              <w:rPr>
-                <w:sz w:val="18"/>
-                <w:szCs w:val="18"/>
-              </w:rPr>
-              <w:t xml:space="preserve">先生にご確認・ご判断をお願いしたい論点です（黄色のマーカー）。</w:t>
             </w:r>
           </w:p>
         </w:tc>
@@ -1630,6 +1486,238 @@
           <w:szCs w:val="24"/>
         </w:rPr>
         <w:t xml:space="preserve">3. ステップ1: 社員本人にサイトで会員登録してもらう</w:t>
+      </w:r>
+    </w:p>
+    <w:p>
+      <w:pPr>
+        <w:pBdr>
+          <w:left w:val="single" w:color="AAAAAA" w:sz="18" w:space="10"/>
+        </w:pBdr>
+        <w:shd w:fill="F5F5F5" w:val="clear"/>
+        <w:spacing w:after="40" w:before="120" w:line="280" w:lineRule="auto"/>
+        <w:ind w:left="260"/>
+        <w:jc w:val="both"/>
+      </w:pPr>
+      <w:r>
+        <w:rPr>
+          <w:rFonts w:ascii="MS Mincho" w:cs="MS Mincho" w:eastAsia="MS Mincho" w:hAnsi="MS Mincho"/>
+          <w:b w:val="false"/>
+          <w:bCs w:val="false"/>
+          <w:color w:val="000000"/>
+          <w:sz w:val="18"/>
+          <w:szCs w:val="18"/>
+        </w:rPr>
+        <w:t xml:space="preserve">## ⚠️ プロジェクトを作り直した直後は、この章の方法は使えません</w:t>
+      </w:r>
+    </w:p>
+    <w:p>
+      <w:pPr>
+        <w:pBdr>
+          <w:left w:val="single" w:color="AAAAAA" w:sz="18" w:space="10"/>
+        </w:pBdr>
+        <w:shd w:fill="F5F5F5" w:val="clear"/>
+        <w:spacing w:after="40" w:before="0" w:line="280" w:lineRule="auto"/>
+        <w:ind w:left="260"/>
+        <w:jc w:val="both"/>
+      </w:pPr>
+      <w:r>
+        <w:rPr>
+          <w:rFonts w:ascii="MS Mincho" w:cs="MS Mincho" w:eastAsia="MS Mincho" w:hAnsi="MS Mincho"/>
+          <w:b/>
+          <w:bCs/>
+          <w:color w:val="000000"/>
+          <w:sz w:val="18"/>
+          <w:szCs w:val="18"/>
+        </w:rPr>
+        <w:t xml:space="preserve">東京への移設などでSupabaseのプロジェクトを新しく作った直後、サイトの接続先を切り替える前</w:t>
+      </w:r>
+      <w:r>
+        <w:rPr>
+          <w:rFonts w:ascii="MS Mincho" w:cs="MS Mincho" w:eastAsia="MS Mincho" w:hAnsi="MS Mincho"/>
+          <w:b w:val="false"/>
+          <w:bCs w:val="false"/>
+          <w:color w:val="000000"/>
+          <w:sz w:val="18"/>
+          <w:szCs w:val="18"/>
+        </w:rPr>
+        <w:t xml:space="preserve">は、この章の手順（サイトから登録してもらう方法）を使わないでください。</w:t>
+      </w:r>
+    </w:p>
+    <w:p>
+      <w:pPr>
+        <w:pBdr>
+          <w:left w:val="single" w:color="AAAAAA" w:sz="18" w:space="10"/>
+        </w:pBdr>
+        <w:shd w:fill="F5F5F5" w:val="clear"/>
+        <w:spacing w:after="40" w:before="0" w:line="280" w:lineRule="auto"/>
+        <w:ind w:left="260"/>
+        <w:jc w:val="both"/>
+      </w:pPr>
+      <w:r>
+        <w:rPr>
+          <w:rFonts w:ascii="MS Mincho" w:cs="MS Mincho" w:eastAsia="MS Mincho" w:hAnsi="MS Mincho"/>
+          <w:b/>
+          <w:bCs/>
+          <w:color w:val="000000"/>
+          <w:sz w:val="18"/>
+          <w:szCs w:val="18"/>
+        </w:rPr>
+        <w:t xml:space="preserve">理由</w:t>
+      </w:r>
+      <w:r>
+        <w:rPr>
+          <w:rFonts w:ascii="MS Mincho" w:cs="MS Mincho" w:eastAsia="MS Mincho" w:hAnsi="MS Mincho"/>
+          <w:b w:val="false"/>
+          <w:bCs w:val="false"/>
+          <w:color w:val="000000"/>
+          <w:sz w:val="18"/>
+          <w:szCs w:val="18"/>
+        </w:rPr>
+        <w:t xml:space="preserve">: 下のURLは</w:t>
+      </w:r>
+      <w:r>
+        <w:rPr>
+          <w:rFonts w:ascii="MS Mincho" w:cs="MS Mincho" w:eastAsia="MS Mincho" w:hAnsi="MS Mincho"/>
+          <w:b/>
+          <w:bCs/>
+          <w:color w:val="000000"/>
+          <w:sz w:val="18"/>
+          <w:szCs w:val="18"/>
+        </w:rPr>
+        <w:t xml:space="preserve">本番サイト</w:t>
+      </w:r>
+      <w:r>
+        <w:rPr>
+          <w:rFonts w:ascii="MS Mincho" w:cs="MS Mincho" w:eastAsia="MS Mincho" w:hAnsi="MS Mincho"/>
+          <w:b w:val="false"/>
+          <w:bCs w:val="false"/>
+          <w:color w:val="000000"/>
+          <w:sz w:val="18"/>
+          <w:szCs w:val="18"/>
+        </w:rPr>
+        <w:t xml:space="preserve">です。切り替え前の本番サイトは</w:t>
+      </w:r>
+      <w:r>
+        <w:rPr>
+          <w:rFonts w:ascii="MS Mincho" w:cs="MS Mincho" w:eastAsia="MS Mincho" w:hAnsi="MS Mincho"/>
+          <w:b/>
+          <w:bCs/>
+          <w:color w:val="000000"/>
+          <w:sz w:val="18"/>
+          <w:szCs w:val="18"/>
+        </w:rPr>
+        <w:t xml:space="preserve">まだ古いプロジェクト</w:t>
+      </w:r>
+      <w:r>
+        <w:rPr>
+          <w:rFonts w:ascii="MS Mincho" w:cs="MS Mincho" w:eastAsia="MS Mincho" w:hAnsi="MS Mincho"/>
+          <w:b w:val="false"/>
+          <w:bCs w:val="false"/>
+          <w:color w:val="000000"/>
+          <w:sz w:val="18"/>
+          <w:szCs w:val="18"/>
+        </w:rPr>
+        <w:t xml:space="preserve">につながっているため、社員のアカウントは</w:t>
+      </w:r>
+      <w:r>
+        <w:rPr>
+          <w:rFonts w:ascii="MS Mincho" w:cs="MS Mincho" w:eastAsia="MS Mincho" w:hAnsi="MS Mincho"/>
+          <w:b/>
+          <w:bCs/>
+          <w:color w:val="000000"/>
+          <w:sz w:val="18"/>
+          <w:szCs w:val="18"/>
+        </w:rPr>
+        <w:t xml:space="preserve">古い方</w:t>
+      </w:r>
+      <w:r>
+        <w:rPr>
+          <w:rFonts w:ascii="MS Mincho" w:cs="MS Mincho" w:eastAsia="MS Mincho" w:hAnsi="MS Mincho"/>
+          <w:b w:val="false"/>
+          <w:bCs w:val="false"/>
+          <w:color w:val="000000"/>
+          <w:sz w:val="18"/>
+          <w:szCs w:val="18"/>
+        </w:rPr>
+        <w:t xml:space="preserve">に作られてしまいます。新しいプロジェクトのユーザー一覧には何も現れず、気づかずに進めると第5章のSQLが </w:t>
+      </w:r>
+      <w:r>
+        <w:rPr>
+          <w:rFonts w:ascii="Consolas" w:cs="Consolas" w:eastAsia="Consolas" w:hAnsi="Consolas"/>
+          <w:b w:val="false"/>
+          <w:bCs w:val="false"/>
+          <w:color w:val="000000"/>
+          <w:sz w:val="18"/>
+          <w:szCs w:val="18"/>
+          <w:shd w:fill="F0F0F0" w:val="clear"/>
+        </w:rPr>
+        <w:t xml:space="preserve">violates foreign key constraint</w:t>
+      </w:r>
+      <w:r>
+        <w:rPr>
+          <w:rFonts w:ascii="MS Mincho" w:cs="MS Mincho" w:eastAsia="MS Mincho" w:hAnsi="MS Mincho"/>
+          <w:b w:val="false"/>
+          <w:bCs w:val="false"/>
+          <w:color w:val="000000"/>
+          <w:sz w:val="18"/>
+          <w:szCs w:val="18"/>
+        </w:rPr>
+        <w:t xml:space="preserve"> というエラーで必ず失敗します。</w:t>
+      </w:r>
+    </w:p>
+    <w:p>
+      <w:pPr>
+        <w:pBdr>
+          <w:left w:val="single" w:color="AAAAAA" w:sz="18" w:space="10"/>
+        </w:pBdr>
+        <w:shd w:fill="F5F5F5" w:val="clear"/>
+        <w:spacing w:after="40" w:before="0" w:line="280" w:lineRule="auto"/>
+        <w:ind w:left="260"/>
+        <w:jc w:val="both"/>
+      </w:pPr>
+      <w:r>
+        <w:rPr>
+          <w:rFonts w:ascii="MS Mincho" w:cs="MS Mincho" w:eastAsia="MS Mincho" w:hAnsi="MS Mincho"/>
+          <w:b/>
+          <w:bCs/>
+          <w:color w:val="000000"/>
+          <w:sz w:val="18"/>
+          <w:szCs w:val="18"/>
+        </w:rPr>
+        <w:t xml:space="preserve">そのときは「付録A」の方法を使ってください。</w:t>
+      </w:r>
+      <w:r>
+        <w:rPr>
+          <w:rFonts w:ascii="MS Mincho" w:cs="MS Mincho" w:eastAsia="MS Mincho" w:hAnsi="MS Mincho"/>
+          <w:b w:val="false"/>
+          <w:bCs w:val="false"/>
+          <w:color w:val="000000"/>
+          <w:sz w:val="18"/>
+          <w:szCs w:val="18"/>
+        </w:rPr>
+        <w:t xml:space="preserve"> Supabaseの画面で直接アカウントを作るため、サイトを経由せずに登録できます。</w:t>
+      </w:r>
+    </w:p>
+    <w:p>
+      <w:pPr>
+        <w:pBdr>
+          <w:left w:val="single" w:color="AAAAAA" w:sz="18" w:space="10"/>
+        </w:pBdr>
+        <w:shd w:fill="F5F5F5" w:val="clear"/>
+        <w:spacing w:after="160" w:before="0" w:line="280" w:lineRule="auto"/>
+        <w:ind w:left="260"/>
+        <w:jc w:val="both"/>
+      </w:pPr>
+      <w:r>
+        <w:rPr>
+          <w:rFonts w:ascii="MS Mincho" w:cs="MS Mincho" w:eastAsia="MS Mincho" w:hAnsi="MS Mincho"/>
+          <w:b w:val="false"/>
+          <w:bCs w:val="false"/>
+          <w:color w:val="000000"/>
+          <w:sz w:val="18"/>
+          <w:szCs w:val="18"/>
+        </w:rPr>
+        <w:t xml:space="preserve">切り替えが済んだあとは、いつもどおりこの章の手順が使えます。</w:t>
       </w:r>
     </w:p>
     <w:p>

--- a/docs/ops/export/管理者マニュアル_社員をスタッフ登録する.docx
+++ b/docs/ops/export/管理者マニュアル_社員をスタッフ登録する.docx
@@ -1757,7 +1757,7 @@
           <w:sz w:val="18"/>
           <w:szCs w:val="18"/>
         </w:rPr>
-        <w:t xml:space="preserve">https://job-site-for-specified-skilled-work.vercel.app/register</w:t>
+        <w:t xml:space="preserve">https://yingpin.jp/register</w:t>
       </w:r>
     </w:p>
     <w:p>
@@ -4585,7 +4585,7 @@
           <w:sz w:val="18"/>
           <w:szCs w:val="18"/>
         </w:rPr>
-        <w:t xml:space="preserve">https://job-site-for-specified-skilled-work.vercel.app/admin</w:t>
+        <w:t xml:space="preserve">https://yingpin.jp/admin</w:t>
       </w:r>
     </w:p>
     <w:p>
